--- a/docs/FocusUp_SPEC_v1.1.docx
+++ b/docs/FocusUp_SPEC_v1.1.docx
@@ -112,18 +112,7 @@
         <w:t xml:space="preserve">Why us vs Focusmate:</w:t>
       </w:r>
       <w:r>
-        <w:t xml:space="preserve"> cheaper with local payment, a more generous free tier (6 sessions/week), optional same-gender matching, a "hide my photo" privacy option, built for Arab users (Arabic in v2). </w:t>
-      </w:r>
-      <w:r>
-        <w:rPr>
-          <w:b/>
-          <w:bCs/>
-          <w:color w:val="C55A11"/>
-        </w:rPr>
-        <w:t xml:space="preserve">[v1.1]</w:t>
-      </w:r>
-      <w:r>
-        <w:t xml:space="preserve"> Camera is required, as on Focusmate; the camera on/off choice is removed.</w:t>
+        <w:t xml:space="preserve"> cheaper with local payment, a more generous free tier (6 sessions/week), camera optional (unlike Focusmate), optional same-gender matching, a "hide my photo" privacy option, built for Arab users (Arabic in v2).</w:t>
       </w:r>
     </w:p>
     <w:p>
@@ -1640,7 +1629,7 @@
                 <w:sz w:val="19"/>
                 <w:szCs w:val="19"/>
               </w:rPr>
-              <w:t xml:space="preserve"> Camera required for everyone, as on Focusmate. No camera-off option</w:t>
+              <w:t xml:space="preserve"> Optional, chosen per booking. Soft preference: a camera-off user is matched with a waiting camera-off user first; if none, with a camera-on user, and the partner sees a "Camera off" badge (avatar + name shown)</w:t>
             </w:r>
           </w:p>
         </w:tc>
@@ -5547,7 +5536,7 @@
         <w:t xml:space="preserve">[v1.1]</w:t>
       </w:r>
       <w:r>
-        <w:t xml:space="preserve"> As a user, I turn on Quiet mode, so I'm matched with other Quiet users when possible and my partner knows I won't talk.</w:t>
+        <w:t xml:space="preserve"> As a user, I choose camera on/off and Quiet mode, so I'm matched with people who chose the same when possible, and my partner sees a badge when our choices differ.</w:t>
       </w:r>
     </w:p>
     <w:p>
@@ -6104,7 +6093,7 @@
                 <w:sz w:val="19"/>
                 <w:szCs w:val="19"/>
               </w:rPr>
-              <w:t xml:space="preserve">Booking options: Quiet, Desk/Walk, same-gender (optional), "flexible"</w:t>
+              <w:t xml:space="preserve">Booking options: camera on/off, Quiet, Desk/Walk, same-gender (optional), "flexible"</w:t>
             </w:r>
           </w:p>
         </w:tc>
@@ -6956,27 +6945,6 @@
       </w:pPr>
       <w:r>
         <w:t xml:space="preserve">Instant "Focus Now" matching.</w:t>
-      </w:r>
-    </w:p>
-    <w:p>
-      <w:pPr>
-        <w:pStyle w:val="ListParagraph"/>
-        <w:numPr>
-          <w:ilvl w:val="0"/>
-          <w:numId w:val="2"/>
-        </w:numPr>
-        <w:spacing w:after="60"/>
-      </w:pPr>
-      <w:r>
-        <w:rPr>
-          <w:b/>
-          <w:bCs/>
-          <w:color w:val="C55A11"/>
-        </w:rPr>
-        <w:t xml:space="preserve">[v1.1]</w:t>
-      </w:r>
-      <w:r>
-        <w:t xml:space="preserve"> Camera-off sessions.</w:t>
       </w:r>
     </w:p>
     <w:p>
@@ -7553,7 +7521,7 @@
                 <w:sz w:val="19"/>
                 <w:szCs w:val="19"/>
               </w:rPr>
-              <w:t xml:space="preserve">Focus: camera on, mic optional (Quiet = mic disabled)</w:t>
+              <w:t xml:space="preserve">Focus: camera per booking choice, mic optional (Quiet = mic disabled)</w:t>
             </w:r>
           </w:p>
         </w:tc>
@@ -7852,6 +7820,13 @@
             </w:pPr>
             <w:r>
               <w:rPr>
+                <w:sz w:val="19"/>
+                <w:szCs w:val="19"/>
+              </w:rPr>
+              <w:t xml:space="preserve">Per booking: camera on/off. Camera-off users show avatar + name. </w:t>
+            </w:r>
+            <w:r>
+              <w:rPr>
                 <w:b/>
                 <w:bCs/>
                 <w:color w:val="C55A11"/>
@@ -7865,7 +7840,7 @@
                 <w:sz w:val="19"/>
                 <w:szCs w:val="19"/>
               </w:rPr>
-              <w:t xml:space="preserve"> Camera required. If the camera fails, show avatar + name and a "camera problem" notice [A]</w:t>
+              <w:t xml:space="preserve"> When choices differ, the camera-on partner sees a "Camera off" badge</w:t>
             </w:r>
           </w:p>
         </w:tc>
@@ -8803,6 +8778,68 @@
                 <w:sz w:val="19"/>
                 <w:szCs w:val="19"/>
               </w:rPr>
+              <w:t xml:space="preserve"> Camera on/off</w:t>
+            </w:r>
+          </w:p>
+        </w:tc>
+        <w:tc>
+          <w:tcPr>
+            <w:tcW w:type="dxa" w:w="4819"/>
+            <w:tcMar>
+              <w:top w:type="dxa" w:w="50"/>
+              <w:left w:type="dxa" w:w="90"/>
+              <w:bottom w:type="dxa" w:w="50"/>
+              <w:right w:type="dxa" w:w="90"/>
+            </w:tcMar>
+          </w:tcPr>
+          <w:p>
+            <w:pPr>
+              <w:spacing w:after="0"/>
+            </w:pPr>
+            <w:r>
+              <w:rPr>
+                <w:sz w:val="19"/>
+                <w:szCs w:val="19"/>
+              </w:rPr>
+              <w:t xml:space="preserve">Soft: prefer the same choice; a cross-match shows the "Camera off" badge</w:t>
+            </w:r>
+          </w:p>
+        </w:tc>
+      </w:tr>
+      <w:tr>
+        <w:trPr>
+          <w:cantSplit/>
+          <w:tblHeader w:val="false"/>
+        </w:trPr>
+        <w:tc>
+          <w:tcPr>
+            <w:tcW w:type="dxa" w:w="4819"/>
+            <w:tcMar>
+              <w:top w:type="dxa" w:w="50"/>
+              <w:left w:type="dxa" w:w="90"/>
+              <w:bottom w:type="dxa" w:w="50"/>
+              <w:right w:type="dxa" w:w="90"/>
+            </w:tcMar>
+          </w:tcPr>
+          <w:p>
+            <w:pPr>
+              <w:spacing w:after="0"/>
+            </w:pPr>
+            <w:r>
+              <w:rPr>
+                <w:b/>
+                <w:bCs/>
+                <w:color w:val="C55A11"/>
+                <w:sz w:val="19"/>
+                <w:szCs w:val="19"/>
+              </w:rPr>
+              <w:t xml:space="preserve">[v1.1]</w:t>
+            </w:r>
+            <w:r>
+              <w:rPr>
+                <w:sz w:val="19"/>
+                <w:szCs w:val="19"/>
+              </w:rPr>
               <w:t xml:space="preserve"> Quiet</w:t>
             </w:r>
           </w:p>
@@ -8826,7 +8863,7 @@
                 <w:sz w:val="19"/>
                 <w:szCs w:val="19"/>
               </w:rPr>
-              <w:t xml:space="preserve">Soft: prefer Quiet with Quiet; a cross-match shows the badge</w:t>
+              <w:t xml:space="preserve">Soft: prefer Quiet with Quiet; a cross-match shows the "Quiet mode" badge</w:t>
             </w:r>
           </w:p>
         </w:tc>
@@ -8951,7 +8988,7 @@
         <w:t xml:space="preserve">[v1.1]</w:t>
       </w:r>
       <w:r>
-        <w:t xml:space="preserve"> Order among compatible waiting bookings [A]: favorites → same Quiet choice → same Desk/Walk → oldest booking.</w:t>
+        <w:t xml:space="preserve"> Order among compatible waiting bookings [A]: favorites → same camera choice → same Quiet choice → same Desk/Walk → oldest booking.</w:t>
       </w:r>
     </w:p>
     <w:p>
@@ -8961,7 +8998,7 @@
     </w:p>
     <w:p>
       <w:r>
-        <w:t xml:space="preserve">With camera required and Quiet soft, each start time has only 3 pools (one per duration), plus a split for users who ask for same-gender. v1 had 12.</w:t>
+        <w:t xml:space="preserve">With camera and Quiet as soft preferences, each start time has only 3 pools (one per duration), plus a split for users who ask for same-gender. v1 had 12.</w:t>
       </w:r>
     </w:p>
     <w:p>
@@ -12140,6 +12177,19 @@
         <w:spacing w:after="60"/>
       </w:pPr>
       <w:r>
+        <w:t xml:space="preserve">Camera-off and Quiet enforced in the token's permissions (no camera / no microphone source).</w:t>
+      </w:r>
+    </w:p>
+    <w:p>
+      <w:pPr>
+        <w:pStyle w:val="ListParagraph"/>
+        <w:numPr>
+          <w:ilvl w:val="0"/>
+          <w:numId w:val="2"/>
+        </w:numPr>
+        <w:spacing w:after="60"/>
+      </w:pPr>
+      <w:r>
         <w:rPr>
           <w:b/>
           <w:bCs/>
@@ -12148,27 +12198,6 @@
         <w:t xml:space="preserve">[v1.1]</w:t>
       </w:r>
       <w:r>
-        <w:t xml:space="preserve"> Quiet enforced in the token's permissions (no microphone source). Camera required for everyone.</w:t>
-      </w:r>
-    </w:p>
-    <w:p>
-      <w:pPr>
-        <w:pStyle w:val="ListParagraph"/>
-        <w:numPr>
-          <w:ilvl w:val="0"/>
-          <w:numId w:val="2"/>
-        </w:numPr>
-        <w:spacing w:after="60"/>
-      </w:pPr>
-      <w:r>
-        <w:rPr>
-          <w:b/>
-          <w:bCs/>
-          <w:color w:val="C55A11"/>
-        </w:rPr>
-        <w:t xml:space="preserve">[v1.1]</w:t>
-      </w:r>
-      <w:r>
         <w:t xml:space="preserve"> Webhooks are signature-verified and are the source of truth for join/leave.</w:t>
       </w:r>
     </w:p>
@@ -12471,7 +12500,21 @@
           <w:sz w:val="15"/>
           <w:szCs w:val="15"/>
         </w:rPr>
-        <w:t xml:space="preserve">  quiet         Boolean       // [v1.1] soft preference; cameraOn removed</w:t>
+        <w:t xml:space="preserve">  cameraOn      Boolean       // [v1.1] soft preference</w:t>
+      </w:r>
+    </w:p>
+    <w:p>
+      <w:pPr>
+        <w:shd w:fill="F3F4F6" w:color="auto" w:val="clear"/>
+        <w:spacing w:after="0" w:line="240"/>
+      </w:pPr>
+      <w:r>
+        <w:rPr>
+          <w:rFonts w:ascii="Consolas" w:cs="Consolas" w:eastAsia="Consolas" w:hAnsi="Consolas"/>
+          <w:sz w:val="15"/>
+          <w:szCs w:val="15"/>
+        </w:rPr>
+        <w:t xml:space="preserve">  quiet         Boolean       // [v1.1] soft preference</w:t>
       </w:r>
     </w:p>
     <w:p>
@@ -16709,7 +16752,7 @@
                 <w:sz w:val="19"/>
                 <w:szCs w:val="19"/>
               </w:rPr>
-              <w:t xml:space="preserve">Focusmate experience (camera required, soft Quiet, booked people on calendar, lock at booking, rematch T+1 / solo T+3); beta sign-in = email + Google; one-server hosting; REST-only backend, Better Auth, Redis/BullMQ, socket.io; video preset; beta date and success criteria. Details in </w:t>
+              <w:t xml:space="preserve">Focusmate experience (camera and Quiet as soft preferences with badges, booked people on calendar, lock at booking, rematch T+1 / solo T+3); beta sign-in = email + Google; one-server hosting; REST-only backend, Better Auth, Redis/BullMQ, socket.io; video preset; beta date and success criteria. Details in </w:t>
             </w:r>
             <w:r>
               <w:rPr>

--- a/docs/FocusUp_SPEC_v1.1.docx
+++ b/docs/FocusUp_SPEC_v1.1.docx
@@ -154,7 +154,7 @@
         <w:t xml:space="preserve">apps/api</w:t>
       </w:r>
       <w:r>
-        <w:t xml:space="preserve">) + Prisma + PostgreSQL 17 + Redis/BullMQ + self-hosted LiveKit, all on one server with one domain.</w:t>
+        <w:t xml:space="preserve">) + Prisma + PostgreSQL 17 + self-hosted LiveKit, all on one server with one domain. No Redis.</w:t>
       </w:r>
     </w:p>
     <w:p>
@@ -225,7 +225,7 @@
         <w:t xml:space="preserve">Friday 20 November 2026</w:t>
       </w:r>
       <w:r>
-        <w:t xml:space="preserve">. Payments, extra sign-in methods and hardening follow; public launch date decided after the mid-December beta review.</w:t>
+        <w:t xml:space="preserve">. Payments and hardening follow; public launch date decided after the mid-December beta review.</w:t>
       </w:r>
     </w:p>
     <w:p>
@@ -2443,7 +2443,7 @@
                 <w:sz w:val="19"/>
                 <w:szCs w:val="19"/>
               </w:rPr>
-              <w:t xml:space="preserve"> Beta: email + password and Google. Phone (OTP) and Facebook added before public launch</w:t>
+              <w:t xml:space="preserve"> Email + password and Google only. No phone (OTP) or Facebook sign-in</w:t>
             </w:r>
           </w:p>
         </w:tc>
@@ -4247,7 +4247,7 @@
                 <w:sz w:val="19"/>
                 <w:szCs w:val="19"/>
               </w:rPr>
-              <w:t xml:space="preserve"> 960×540 @ 24 fps, max ~600 kbps, VP8 with simulcast</w:t>
+              <w:t xml:space="preserve"> Dynamic: adapts to each connection, up to 720p. "Data saver" setting caps it at 360p</w:t>
             </w:r>
           </w:p>
         </w:tc>
@@ -4586,7 +4586,7 @@
                 <w:sz w:val="19"/>
                 <w:szCs w:val="19"/>
               </w:rPr>
-              <w:t xml:space="preserve"> Redis + BullMQ with a 1-minute recovery sweep (replaces pg-boss)</w:t>
+              <w:t xml:space="preserve"> pg-boss (job queue stored in Postgres). No Redis. A reconcile step re-creates any missing job at startup and every 15 minutes</w:t>
             </w:r>
           </w:p>
         </w:tc>
@@ -5570,6 +5570,27 @@
         <w:spacing w:after="60"/>
       </w:pPr>
       <w:r>
+        <w:rPr>
+          <w:b/>
+          <w:bCs/>
+          <w:color w:val="C55A11"/>
+        </w:rPr>
+        <w:t xml:space="preserve">[v1.1]</w:t>
+      </w:r>
+      <w:r>
+        <w:t xml:space="preserve"> As a user on mobile data, I turn on Data saver so sessions use less data.</w:t>
+      </w:r>
+    </w:p>
+    <w:p>
+      <w:pPr>
+        <w:pStyle w:val="ListParagraph"/>
+        <w:numPr>
+          <w:ilvl w:val="0"/>
+          <w:numId w:val="2"/>
+        </w:numPr>
+        <w:spacing w:after="60"/>
+      </w:pPr>
+      <w:r>
         <w:t xml:space="preserve">As a user, I join the room, write my goal, optionally say hi, work, then mark what I finished.</w:t>
       </w:r>
     </w:p>
@@ -5868,81 +5889,6 @@
                 <w:sz w:val="19"/>
                 <w:szCs w:val="19"/>
               </w:rPr>
-              <w:t xml:space="preserve">Sign-up/login: phone OTP, Facebook</w:t>
-            </w:r>
-          </w:p>
-        </w:tc>
-        <w:tc>
-          <w:tcPr>
-            <w:tcW w:type="dxa" w:w="2339"/>
-            <w:tcMar>
-              <w:top w:type="dxa" w:w="50"/>
-              <w:left w:type="dxa" w:w="90"/>
-              <w:bottom w:type="dxa" w:w="50"/>
-              <w:right w:type="dxa" w:w="90"/>
-            </w:tcMar>
-          </w:tcPr>
-          <w:p>
-            <w:pPr>
-              <w:spacing w:after="0"/>
-            </w:pPr>
-            <w:r>
-              <w:rPr>
-                <w:sz w:val="19"/>
-                <w:szCs w:val="19"/>
-              </w:rPr>
-              <w:t xml:space="preserve">No</w:t>
-            </w:r>
-          </w:p>
-        </w:tc>
-        <w:tc>
-          <w:tcPr>
-            <w:tcW w:type="dxa" w:w="1685"/>
-            <w:tcMar>
-              <w:top w:type="dxa" w:w="50"/>
-              <w:left w:type="dxa" w:w="90"/>
-              <w:bottom w:type="dxa" w:w="50"/>
-              <w:right w:type="dxa" w:w="90"/>
-            </w:tcMar>
-          </w:tcPr>
-          <w:p>
-            <w:pPr>
-              <w:spacing w:after="0"/>
-            </w:pPr>
-            <w:r>
-              <w:rPr>
-                <w:sz w:val="19"/>
-                <w:szCs w:val="19"/>
-              </w:rPr>
-              <w:t xml:space="preserve">Yes</w:t>
-            </w:r>
-          </w:p>
-        </w:tc>
-      </w:tr>
-      <w:tr>
-        <w:trPr>
-          <w:cantSplit/>
-          <w:tblHeader w:val="false"/>
-        </w:trPr>
-        <w:tc>
-          <w:tcPr>
-            <w:tcW w:type="dxa" w:w="5614"/>
-            <w:tcMar>
-              <w:top w:type="dxa" w:w="50"/>
-              <w:left w:type="dxa" w:w="90"/>
-              <w:bottom w:type="dxa" w:w="50"/>
-              <w:right w:type="dxa" w:w="90"/>
-            </w:tcMar>
-          </w:tcPr>
-          <w:p>
-            <w:pPr>
-              <w:spacing w:after="0"/>
-            </w:pPr>
-            <w:r>
-              <w:rPr>
-                <w:sz w:val="19"/>
-                <w:szCs w:val="19"/>
-              </w:rPr>
               <w:t xml:space="preserve">Onboarding: display name + photo; timezone auto-detected from the browser</w:t>
             </w:r>
           </w:p>
@@ -7902,7 +7848,7 @@
                 <w:sz w:val="19"/>
                 <w:szCs w:val="19"/>
               </w:rPr>
-              <w:t xml:space="preserve"> 960×540 @ 24 fps, max ~600 kbps, VP8 with simulcast, adaptive stream + dynacast. About 450 MB per 50-min session (send + receive)</w:t>
+              <w:t xml:space="preserve"> Dynamic. Each user sends 3 simulcast layers (about 180p / 360p / 720p). LiveKit gives the partner the layer their connection can handle and switches live (adaptive stream); layers nobody watches stop being encoded (dynacast). "Data saver" caps the user's video at 360p, about a quarter of the data of full HD (which can reach ~1.3 GB per 50-min session, send + receive). VP8 for the widest device support [A]</w:t>
             </w:r>
           </w:p>
         </w:tc>
@@ -9777,7 +9723,7 @@
         <w:t xml:space="preserve">[v1.1]</w:t>
       </w:r>
       <w:r>
-        <w:t xml:space="preserve"> Phone OTP arrives before public launch; [R] later make it required for users with reports.</w:t>
+        <w:t xml:space="preserve"> No phone or Facebook sign-in. Accounts are email + password (verified) or Google.</w:t>
       </w:r>
     </w:p>
     <w:p>
@@ -9929,7 +9875,18 @@
         <w:t xml:space="preserve">[v1.1]</w:t>
       </w:r>
       <w:r>
-        <w:t xml:space="preserve"> hide my photo, timezone, notification preferences, linked login methods, subscription &amp; billing, data export, account deletion.</w:t>
+        <w:t xml:space="preserve"> hide my photo, </w:t>
+      </w:r>
+      <w:r>
+        <w:rPr>
+          <w:b/>
+          <w:bCs/>
+          <w:color w:val="C55A11"/>
+        </w:rPr>
+        <w:t xml:space="preserve">[v1.1]</w:t>
+      </w:r>
+      <w:r>
+        <w:t xml:space="preserve"> Data saver, timezone, notification preferences, linked login methods, subscription &amp; billing, data export, account deletion.</w:t>
       </w:r>
     </w:p>
     <w:p>
@@ -10619,7 +10576,7 @@
                 <w:sz w:val="19"/>
                 <w:szCs w:val="19"/>
               </w:rPr>
-              <w:t xml:space="preserve">Redis 7 + BullMQ</w:t>
+              <w:t xml:space="preserve">pg-boss</w:t>
             </w:r>
           </w:p>
         </w:tc>
@@ -10642,7 +10599,7 @@
                 <w:sz w:val="19"/>
                 <w:szCs w:val="19"/>
               </w:rPr>
-              <w:t xml:space="preserve">Separate worker container from the same image. AOF persistence, </w:t>
+              <w:t xml:space="preserve">Separate worker container from the same image. Jobs live in Postgres (own </w:t>
             </w:r>
             <w:r>
               <w:rPr>
@@ -10650,14 +10607,14 @@
                 <w:sz w:val="17"/>
                 <w:szCs w:val="17"/>
               </w:rPr>
-              <w:t xml:space="preserve">noeviction</w:t>
-            </w:r>
-            <w:r>
-              <w:rPr>
-                <w:sz w:val="19"/>
-                <w:szCs w:val="19"/>
-              </w:rPr>
-              <w:t xml:space="preserve">, 1-minute recovery sweep</w:t>
+              <w:t xml:space="preserve">pgboss</w:t>
+            </w:r>
+            <w:r>
+              <w:rPr>
+                <w:sz w:val="19"/>
+                <w:szCs w:val="19"/>
+              </w:rPr>
+              <w:t xml:space="preserve"> schema) with retries, backoff and schedules built in. Reconcile at startup + every 15 min</w:t>
             </w:r>
           </w:p>
         </w:tc>
@@ -10815,7 +10772,7 @@
                 <w:sz w:val="19"/>
                 <w:szCs w:val="19"/>
               </w:rPr>
-              <w:t xml:space="preserve">Email/password + Google (beta); phone-number and Facebook plugins before launch. httpOnly cookies</w:t>
+              <w:t xml:space="preserve">Email/password + Google only. httpOnly cookies</w:t>
             </w:r>
           </w:p>
         </w:tc>
@@ -11332,7 +11289,29 @@
     </w:p>
     <w:p>
       <w:r>
-        <w:t xml:space="preserve">Removed from v1: Vercel, Railway, Supabase, LiveKit Cloud, pg-boss, polling-only realtime. Removed earlier: Cal.com, Stripe. Removed from the repo: the oRPC scaffold (</w:t>
+        <w:t xml:space="preserve">Removed from v1: Vercel, Railway, Supabase, LiveKit Cloud, polling-only realtime (pg-boss is kept). Removed earlier: Cal.com, Stripe. To be removed from the repo: Redis and BullMQ (the current workers in </w:t>
+      </w:r>
+      <w:r>
+        <w:rPr>
+          <w:rFonts w:ascii="Consolas" w:cs="Consolas" w:eastAsia="Consolas" w:hAnsi="Consolas"/>
+          <w:sz w:val="19"/>
+          <w:szCs w:val="19"/>
+        </w:rPr>
+        <w:t xml:space="preserve">apps/api/src/queues</w:t>
+      </w:r>
+      <w:r>
+        <w:t xml:space="preserve"> and </w:t>
+      </w:r>
+      <w:r>
+        <w:rPr>
+          <w:rFonts w:ascii="Consolas" w:cs="Consolas" w:eastAsia="Consolas" w:hAnsi="Consolas"/>
+          <w:sz w:val="19"/>
+          <w:szCs w:val="19"/>
+        </w:rPr>
+        <w:t xml:space="preserve">apps/api/src/workers</w:t>
+      </w:r>
+      <w:r>
+        <w:t xml:space="preserve"> are replaced by pg-boss in week 6). Removed from the repo: the oRPC scaffold (</w:t>
       </w:r>
       <w:r>
         <w:rPr>
@@ -11415,7 +11394,7 @@
           <w:sz w:val="15"/>
           <w:szCs w:val="15"/>
         </w:rPr>
-        <w:t xml:space="preserve">                                       worker container (BullMQ workers + sweep)</w:t>
+        <w:t xml:space="preserve">                                       worker container (pg-boss workers)</w:t>
       </w:r>
     </w:p>
     <w:p>
@@ -11471,7 +11450,7 @@
           <w:sz w:val="15"/>
           <w:szCs w:val="15"/>
         </w:rPr>
-        <w:t xml:space="preserve">Postgres 17, Redis 7   → internal network only</w:t>
+        <w:t xml:space="preserve">Postgres 17            → internal network only</w:t>
       </w:r>
     </w:p>
     <w:p>
@@ -11603,7 +11582,12 @@
         <w:pStyle w:val="Heading2"/>
       </w:pPr>
       <w:r>
-        <w:t xml:space="preserve">9.4 Background jobs (BullMQ)</w:t>
+        <w:t xml:space="preserve">9.4 Background jobs (pg-boss) [v1.1]</w:t>
+      </w:r>
+    </w:p>
+    <w:p>
+      <w:r>
+        <w:t xml:space="preserve">Jobs are stored in Postgres, so they survive restarts and are included in database backups. They are queued right after the booking is saved, outside the Prisma transaction (no raw SQL), so every handler re-checks the booking before acting, and a reconcile step covers a crash between the two.</w:t>
       </w:r>
     </w:p>
     <w:tbl>
@@ -11620,8 +11604,9 @@
         <w:tblLayout w:type="fixed"/>
       </w:tblPr>
       <w:tblGrid>
-        <w:gridCol w:w="2498"/>
-        <w:gridCol w:w="7140"/>
+        <w:gridCol w:w="1770"/>
+        <w:gridCol w:w="3933"/>
+        <w:gridCol w:w="3935"/>
       </w:tblGrid>
       <w:tr>
         <w:trPr>
@@ -11630,7 +11615,7 @@
         </w:trPr>
         <w:tc>
           <w:tcPr>
-            <w:tcW w:type="dxa" w:w="2498"/>
+            <w:tcW w:type="dxa" w:w="1770"/>
             <w:shd w:fill="E7ECF2" w:color="auto" w:val="clear"/>
             <w:tcMar>
               <w:top w:type="dxa" w:w="50"/>
@@ -11656,7 +11641,7 @@
         </w:tc>
         <w:tc>
           <w:tcPr>
-            <w:tcW w:type="dxa" w:w="7140"/>
+            <w:tcW w:type="dxa" w:w="3933"/>
             <w:shd w:fill="E7ECF2" w:color="auto" w:val="clear"/>
             <w:tcMar>
               <w:top w:type="dxa" w:w="50"/>
@@ -11680,142 +11665,10 @@
             </w:r>
           </w:p>
         </w:tc>
-      </w:tr>
-      <w:tr>
-        <w:trPr>
-          <w:cantSplit/>
-          <w:tblHeader w:val="false"/>
-        </w:trPr>
-        <w:tc>
-          <w:tcPr>
-            <w:tcW w:type="dxa" w:w="2498"/>
-            <w:tcMar>
-              <w:top w:type="dxa" w:w="50"/>
-              <w:left w:type="dxa" w:w="90"/>
-              <w:bottom w:type="dxa" w:w="50"/>
-              <w:right w:type="dxa" w:w="90"/>
-            </w:tcMar>
-          </w:tcPr>
-          <w:p>
-            <w:pPr>
-              <w:spacing w:after="0"/>
-            </w:pPr>
-            <w:r>
-              <w:rPr>
-                <w:sz w:val="19"/>
-                <w:szCs w:val="19"/>
-              </w:rPr>
-              <w:t xml:space="preserve">reminder</w:t>
-            </w:r>
-          </w:p>
-        </w:tc>
-        <w:tc>
-          <w:tcPr>
-            <w:tcW w:type="dxa" w:w="7140"/>
-            <w:tcMar>
-              <w:top w:type="dxa" w:w="50"/>
-              <w:left w:type="dxa" w:w="90"/>
-              <w:bottom w:type="dxa" w:w="50"/>
-              <w:right w:type="dxa" w:w="90"/>
-            </w:tcMar>
-          </w:tcPr>
-          <w:p>
-            <w:pPr>
-              <w:spacing w:after="0"/>
-            </w:pPr>
-            <w:r>
-              <w:rPr>
-                <w:sz w:val="19"/>
-                <w:szCs w:val="19"/>
-              </w:rPr>
-              <w:t xml:space="preserve">T-24h, T-1h, T-10m per booking</w:t>
-            </w:r>
-          </w:p>
-        </w:tc>
-      </w:tr>
-      <w:tr>
-        <w:trPr>
-          <w:cantSplit/>
-          <w:tblHeader w:val="false"/>
-        </w:trPr>
-        <w:tc>
-          <w:tcPr>
-            <w:tcW w:type="dxa" w:w="2498"/>
-            <w:tcMar>
-              <w:top w:type="dxa" w:w="50"/>
-              <w:left w:type="dxa" w:w="90"/>
-              <w:bottom w:type="dxa" w:w="50"/>
-              <w:right w:type="dxa" w:w="90"/>
-            </w:tcMar>
-          </w:tcPr>
-          <w:p>
-            <w:pPr>
-              <w:spacing w:after="0"/>
-            </w:pPr>
-            <w:r>
-              <w:rPr>
-                <w:sz w:val="19"/>
-                <w:szCs w:val="19"/>
-              </w:rPr>
-              <w:t xml:space="preserve">relax-match</w:t>
-            </w:r>
-          </w:p>
-        </w:tc>
-        <w:tc>
-          <w:tcPr>
-            <w:tcW w:type="dxa" w:w="7140"/>
-            <w:tcMar>
-              <w:top w:type="dxa" w:w="50"/>
-              <w:left w:type="dxa" w:w="90"/>
-              <w:bottom w:type="dxa" w:w="50"/>
-              <w:right w:type="dxa" w:w="90"/>
-            </w:tcMar>
-          </w:tcPr>
-          <w:p>
-            <w:pPr>
-              <w:spacing w:after="0"/>
-            </w:pPr>
-            <w:r>
-              <w:rPr>
-                <w:sz w:val="19"/>
-                <w:szCs w:val="19"/>
-              </w:rPr>
-              <w:t xml:space="preserve">T-10m for unmatched flexible bookings with same-gender on</w:t>
-            </w:r>
-          </w:p>
-        </w:tc>
-      </w:tr>
-      <w:tr>
-        <w:trPr>
-          <w:cantSplit/>
-          <w:tblHeader w:val="false"/>
-        </w:trPr>
-        <w:tc>
-          <w:tcPr>
-            <w:tcW w:type="dxa" w:w="2498"/>
-            <w:tcMar>
-              <w:top w:type="dxa" w:w="50"/>
-              <w:left w:type="dxa" w:w="90"/>
-              <w:bottom w:type="dxa" w:w="50"/>
-              <w:right w:type="dxa" w:w="90"/>
-            </w:tcMar>
-          </w:tcPr>
-          <w:p>
-            <w:pPr>
-              <w:spacing w:after="0"/>
-            </w:pPr>
-            <w:r>
-              <w:rPr>
-                <w:sz w:val="19"/>
-                <w:szCs w:val="19"/>
-              </w:rPr>
-              <w:t xml:space="preserve">rematch</w:t>
-            </w:r>
-          </w:p>
-        </w:tc>
-        <w:tc>
-          <w:tcPr>
-            <w:tcW w:type="dxa" w:w="7140"/>
+        <w:tc>
+          <w:tcPr>
+            <w:tcW w:type="dxa" w:w="3935"/>
+            <w:shd w:fill="E7ECF2" w:color="auto" w:val="clear"/>
             <w:tcMar>
               <w:top w:type="dxa" w:w="50"/>
               <w:left w:type="dxa" w:w="90"/>
@@ -11831,18 +11684,10 @@
               <w:rPr>
                 <w:b/>
                 <w:bCs/>
-                <w:color w:val="C55A11"/>
-                <w:sz w:val="19"/>
-                <w:szCs w:val="19"/>
-              </w:rPr>
-              <w:t xml:space="preserve">[v1.1]</w:t>
-            </w:r>
-            <w:r>
-              <w:rPr>
-                <w:sz w:val="19"/>
-                <w:szCs w:val="19"/>
-              </w:rPr>
-              <w:t xml:space="preserve"> T+1m</w:t>
+                <w:sz w:val="19"/>
+                <w:szCs w:val="19"/>
+              </w:rPr>
+              <w:t xml:space="preserve">Idempotency</w:t>
             </w:r>
           </w:p>
         </w:tc>
@@ -11854,57 +11699,70 @@
         </w:trPr>
         <w:tc>
           <w:tcPr>
-            <w:tcW w:type="dxa" w:w="2498"/>
-            <w:tcMar>
-              <w:top w:type="dxa" w:w="50"/>
-              <w:left w:type="dxa" w:w="90"/>
-              <w:bottom w:type="dxa" w:w="50"/>
-              <w:right w:type="dxa" w:w="90"/>
-            </w:tcMar>
-          </w:tcPr>
-          <w:p>
-            <w:pPr>
-              <w:spacing w:after="0"/>
-            </w:pPr>
-            <w:r>
-              <w:rPr>
-                <w:sz w:val="19"/>
-                <w:szCs w:val="19"/>
-              </w:rPr>
-              <w:t xml:space="preserve">solo-offer</w:t>
-            </w:r>
-          </w:p>
-        </w:tc>
-        <w:tc>
-          <w:tcPr>
-            <w:tcW w:type="dxa" w:w="7140"/>
-            <w:tcMar>
-              <w:top w:type="dxa" w:w="50"/>
-              <w:left w:type="dxa" w:w="90"/>
-              <w:bottom w:type="dxa" w:w="50"/>
-              <w:right w:type="dxa" w:w="90"/>
-            </w:tcMar>
-          </w:tcPr>
-          <w:p>
-            <w:pPr>
-              <w:spacing w:after="0"/>
-            </w:pPr>
-            <w:r>
-              <w:rPr>
-                <w:b/>
-                <w:bCs/>
-                <w:color w:val="C55A11"/>
-                <w:sz w:val="19"/>
-                <w:szCs w:val="19"/>
-              </w:rPr>
-              <w:t xml:space="preserve">[v1.1]</w:t>
-            </w:r>
-            <w:r>
-              <w:rPr>
-                <w:sz w:val="19"/>
-                <w:szCs w:val="19"/>
-              </w:rPr>
-              <w:t xml:space="preserve"> T+3m</w:t>
+            <w:tcW w:type="dxa" w:w="1770"/>
+            <w:tcMar>
+              <w:top w:type="dxa" w:w="50"/>
+              <w:left w:type="dxa" w:w="90"/>
+              <w:bottom w:type="dxa" w:w="50"/>
+              <w:right w:type="dxa" w:w="90"/>
+            </w:tcMar>
+          </w:tcPr>
+          <w:p>
+            <w:pPr>
+              <w:spacing w:after="0"/>
+            </w:pPr>
+            <w:r>
+              <w:rPr>
+                <w:sz w:val="19"/>
+                <w:szCs w:val="19"/>
+              </w:rPr>
+              <w:t xml:space="preserve">reminder</w:t>
+            </w:r>
+          </w:p>
+        </w:tc>
+        <w:tc>
+          <w:tcPr>
+            <w:tcW w:type="dxa" w:w="3933"/>
+            <w:tcMar>
+              <w:top w:type="dxa" w:w="50"/>
+              <w:left w:type="dxa" w:w="90"/>
+              <w:bottom w:type="dxa" w:w="50"/>
+              <w:right w:type="dxa" w:w="90"/>
+            </w:tcMar>
+          </w:tcPr>
+          <w:p>
+            <w:pPr>
+              <w:spacing w:after="0"/>
+            </w:pPr>
+            <w:r>
+              <w:rPr>
+                <w:sz w:val="19"/>
+                <w:szCs w:val="19"/>
+              </w:rPr>
+              <w:t xml:space="preserve">T-24h, T-1h, T-10m per booking</w:t>
+            </w:r>
+          </w:p>
+        </w:tc>
+        <w:tc>
+          <w:tcPr>
+            <w:tcW w:type="dxa" w:w="3935"/>
+            <w:tcMar>
+              <w:top w:type="dxa" w:w="50"/>
+              <w:left w:type="dxa" w:w="90"/>
+              <w:bottom w:type="dxa" w:w="50"/>
+              <w:right w:type="dxa" w:w="90"/>
+            </w:tcMar>
+          </w:tcPr>
+          <w:p>
+            <w:pPr>
+              <w:spacing w:after="0"/>
+            </w:pPr>
+            <w:r>
+              <w:rPr>
+                <w:sz w:val="19"/>
+                <w:szCs w:val="19"/>
+              </w:rPr>
+              <w:t xml:space="preserve">Singleton key per booking + reminder; skipped if booking cancelled</w:t>
             </w:r>
           </w:p>
         </w:tc>
@@ -11916,7 +11774,97 @@
         </w:trPr>
         <w:tc>
           <w:tcPr>
-            <w:tcW w:type="dxa" w:w="2498"/>
+            <w:tcW w:type="dxa" w:w="1770"/>
+            <w:tcMar>
+              <w:top w:type="dxa" w:w="50"/>
+              <w:left w:type="dxa" w:w="90"/>
+              <w:bottom w:type="dxa" w:w="50"/>
+              <w:right w:type="dxa" w:w="90"/>
+            </w:tcMar>
+          </w:tcPr>
+          <w:p>
+            <w:pPr>
+              <w:spacing w:after="0"/>
+            </w:pPr>
+            <w:r>
+              <w:rPr>
+                <w:sz w:val="19"/>
+                <w:szCs w:val="19"/>
+              </w:rPr>
+              <w:t xml:space="preserve">relax-match</w:t>
+            </w:r>
+          </w:p>
+        </w:tc>
+        <w:tc>
+          <w:tcPr>
+            <w:tcW w:type="dxa" w:w="3933"/>
+            <w:tcMar>
+              <w:top w:type="dxa" w:w="50"/>
+              <w:left w:type="dxa" w:w="90"/>
+              <w:bottom w:type="dxa" w:w="50"/>
+              <w:right w:type="dxa" w:w="90"/>
+            </w:tcMar>
+          </w:tcPr>
+          <w:p>
+            <w:pPr>
+              <w:spacing w:after="0"/>
+            </w:pPr>
+            <w:r>
+              <w:rPr>
+                <w:sz w:val="19"/>
+                <w:szCs w:val="19"/>
+              </w:rPr>
+              <w:t xml:space="preserve">T-10m for unmatched flexible bookings with same-gender on</w:t>
+            </w:r>
+          </w:p>
+        </w:tc>
+        <w:tc>
+          <w:tcPr>
+            <w:tcW w:type="dxa" w:w="3935"/>
+            <w:tcMar>
+              <w:top w:type="dxa" w:w="50"/>
+              <w:left w:type="dxa" w:w="90"/>
+              <w:bottom w:type="dxa" w:w="50"/>
+              <w:right w:type="dxa" w:w="90"/>
+            </w:tcMar>
+          </w:tcPr>
+          <w:p>
+            <w:pPr>
+              <w:spacing w:after="0"/>
+            </w:pPr>
+            <w:r>
+              <w:rPr>
+                <w:sz w:val="19"/>
+                <w:szCs w:val="19"/>
+              </w:rPr>
+              <w:t xml:space="preserve">Skipped if already matched or </w:t>
+            </w:r>
+            <w:r>
+              <w:rPr>
+                <w:rFonts w:ascii="Consolas" w:cs="Consolas" w:eastAsia="Consolas" w:hAnsi="Consolas"/>
+                <w:sz w:val="17"/>
+                <w:szCs w:val="17"/>
+              </w:rPr>
+              <w:t xml:space="preserve">Booking.relaxedAt</w:t>
+            </w:r>
+            <w:r>
+              <w:rPr>
+                <w:sz w:val="19"/>
+                <w:szCs w:val="19"/>
+              </w:rPr>
+              <w:t xml:space="preserve"> set</w:t>
+            </w:r>
+          </w:p>
+        </w:tc>
+      </w:tr>
+      <w:tr>
+        <w:trPr>
+          <w:cantSplit/>
+          <w:tblHeader w:val="false"/>
+        </w:trPr>
+        <w:tc>
+          <w:tcPr>
+            <w:tcW w:type="dxa" w:w="1770"/>
             <w:tcMar>
               <w:top w:type="dxa" w:w="50"/>
               <w:left w:type="dxa" w:w="90"/>
@@ -11939,7 +11887,7 @@
         </w:tc>
         <w:tc>
           <w:tcPr>
-            <w:tcW w:type="dxa" w:w="7140"/>
+            <w:tcW w:type="dxa" w:w="3933"/>
             <w:tcMar>
               <w:top w:type="dxa" w:w="50"/>
               <w:left w:type="dxa" w:w="90"/>
@@ -11960,6 +11908,29 @@
             </w:r>
           </w:p>
         </w:tc>
+        <w:tc>
+          <w:tcPr>
+            <w:tcW w:type="dxa" w:w="3935"/>
+            <w:tcMar>
+              <w:top w:type="dxa" w:w="50"/>
+              <w:left w:type="dxa" w:w="90"/>
+              <w:bottom w:type="dxa" w:w="50"/>
+              <w:right w:type="dxa" w:w="90"/>
+            </w:tcMar>
+          </w:tcPr>
+          <w:p>
+            <w:pPr>
+              <w:spacing w:after="0"/>
+            </w:pPr>
+            <w:r>
+              <w:rPr>
+                <w:sz w:val="19"/>
+                <w:szCs w:val="19"/>
+              </w:rPr>
+              <w:t xml:space="preserve">Skipped unless booking is still MATCHED with no join</w:t>
+            </w:r>
+          </w:p>
+        </w:tc>
       </w:tr>
       <w:tr>
         <w:trPr>
@@ -11968,47 +11939,70 @@
         </w:trPr>
         <w:tc>
           <w:tcPr>
-            <w:tcW w:type="dxa" w:w="2498"/>
-            <w:tcMar>
-              <w:top w:type="dxa" w:w="50"/>
-              <w:left w:type="dxa" w:w="90"/>
-              <w:bottom w:type="dxa" w:w="50"/>
-              <w:right w:type="dxa" w:w="90"/>
-            </w:tcMar>
-          </w:tcPr>
-          <w:p>
-            <w:pPr>
-              <w:spacing w:after="0"/>
-            </w:pPr>
-            <w:r>
-              <w:rPr>
-                <w:sz w:val="19"/>
-                <w:szCs w:val="19"/>
-              </w:rPr>
-              <w:t xml:space="preserve">suspension-check</w:t>
-            </w:r>
-          </w:p>
-        </w:tc>
-        <w:tc>
-          <w:tcPr>
-            <w:tcW w:type="dxa" w:w="7140"/>
-            <w:tcMar>
-              <w:top w:type="dxa" w:w="50"/>
-              <w:left w:type="dxa" w:w="90"/>
-              <w:bottom w:type="dxa" w:w="50"/>
-              <w:right w:type="dxa" w:w="90"/>
-            </w:tcMar>
-          </w:tcPr>
-          <w:p>
-            <w:pPr>
-              <w:spacing w:after="0"/>
-            </w:pPr>
-            <w:r>
-              <w:rPr>
-                <w:sz w:val="19"/>
-                <w:szCs w:val="19"/>
-              </w:rPr>
-              <w:t xml:space="preserve">After each new strike/report</w:t>
+            <w:tcW w:type="dxa" w:w="1770"/>
+            <w:tcMar>
+              <w:top w:type="dxa" w:w="50"/>
+              <w:left w:type="dxa" w:w="90"/>
+              <w:bottom w:type="dxa" w:w="50"/>
+              <w:right w:type="dxa" w:w="90"/>
+            </w:tcMar>
+          </w:tcPr>
+          <w:p>
+            <w:pPr>
+              <w:spacing w:after="0"/>
+            </w:pPr>
+            <w:r>
+              <w:rPr>
+                <w:sz w:val="19"/>
+                <w:szCs w:val="19"/>
+              </w:rPr>
+              <w:t xml:space="preserve">session-close</w:t>
+            </w:r>
+          </w:p>
+        </w:tc>
+        <w:tc>
+          <w:tcPr>
+            <w:tcW w:type="dxa" w:w="3933"/>
+            <w:tcMar>
+              <w:top w:type="dxa" w:w="50"/>
+              <w:left w:type="dxa" w:w="90"/>
+              <w:bottom w:type="dxa" w:w="50"/>
+              <w:right w:type="dxa" w:w="90"/>
+            </w:tcMar>
+          </w:tcPr>
+          <w:p>
+            <w:pPr>
+              <w:spacing w:after="0"/>
+            </w:pPr>
+            <w:r>
+              <w:rPr>
+                <w:sz w:val="19"/>
+                <w:szCs w:val="19"/>
+              </w:rPr>
+              <w:t xml:space="preserve">End + 2 min</w:t>
+            </w:r>
+          </w:p>
+        </w:tc>
+        <w:tc>
+          <w:tcPr>
+            <w:tcW w:type="dxa" w:w="3935"/>
+            <w:tcMar>
+              <w:top w:type="dxa" w:w="50"/>
+              <w:left w:type="dxa" w:w="90"/>
+              <w:bottom w:type="dxa" w:w="50"/>
+              <w:right w:type="dxa" w:w="90"/>
+            </w:tcMar>
+          </w:tcPr>
+          <w:p>
+            <w:pPr>
+              <w:spacing w:after="0"/>
+            </w:pPr>
+            <w:r>
+              <w:rPr>
+                <w:sz w:val="19"/>
+                <w:szCs w:val="19"/>
+              </w:rPr>
+              <w:t xml:space="preserve">Skipped if session already COMPLETED</w:t>
             </w:r>
           </w:p>
         </w:tc>
@@ -12020,47 +12014,70 @@
         </w:trPr>
         <w:tc>
           <w:tcPr>
-            <w:tcW w:type="dxa" w:w="2498"/>
-            <w:tcMar>
-              <w:top w:type="dxa" w:w="50"/>
-              <w:left w:type="dxa" w:w="90"/>
-              <w:bottom w:type="dxa" w:w="50"/>
-              <w:right w:type="dxa" w:w="90"/>
-            </w:tcMar>
-          </w:tcPr>
-          <w:p>
-            <w:pPr>
-              <w:spacing w:after="0"/>
-            </w:pPr>
-            <w:r>
-              <w:rPr>
-                <w:sz w:val="19"/>
-                <w:szCs w:val="19"/>
-              </w:rPr>
-              <w:t xml:space="preserve">session-close</w:t>
-            </w:r>
-          </w:p>
-        </w:tc>
-        <w:tc>
-          <w:tcPr>
-            <w:tcW w:type="dxa" w:w="7140"/>
-            <w:tcMar>
-              <w:top w:type="dxa" w:w="50"/>
-              <w:left w:type="dxa" w:w="90"/>
-              <w:bottom w:type="dxa" w:w="50"/>
-              <w:right w:type="dxa" w:w="90"/>
-            </w:tcMar>
-          </w:tcPr>
-          <w:p>
-            <w:pPr>
-              <w:spacing w:after="0"/>
-            </w:pPr>
-            <w:r>
-              <w:rPr>
-                <w:sz w:val="19"/>
-                <w:szCs w:val="19"/>
-              </w:rPr>
-              <w:t xml:space="preserve">End + 2 min</w:t>
+            <w:tcW w:type="dxa" w:w="1770"/>
+            <w:tcMar>
+              <w:top w:type="dxa" w:w="50"/>
+              <w:left w:type="dxa" w:w="90"/>
+              <w:bottom w:type="dxa" w:w="50"/>
+              <w:right w:type="dxa" w:w="90"/>
+            </w:tcMar>
+          </w:tcPr>
+          <w:p>
+            <w:pPr>
+              <w:spacing w:after="0"/>
+            </w:pPr>
+            <w:r>
+              <w:rPr>
+                <w:sz w:val="19"/>
+                <w:szCs w:val="19"/>
+              </w:rPr>
+              <w:t xml:space="preserve">send-email / send-push</w:t>
+            </w:r>
+          </w:p>
+        </w:tc>
+        <w:tc>
+          <w:tcPr>
+            <w:tcW w:type="dxa" w:w="3933"/>
+            <w:tcMar>
+              <w:top w:type="dxa" w:w="50"/>
+              <w:left w:type="dxa" w:w="90"/>
+              <w:bottom w:type="dxa" w:w="50"/>
+              <w:right w:type="dxa" w:w="90"/>
+            </w:tcMar>
+          </w:tcPr>
+          <w:p>
+            <w:pPr>
+              <w:spacing w:after="0"/>
+            </w:pPr>
+            <w:r>
+              <w:rPr>
+                <w:sz w:val="19"/>
+                <w:szCs w:val="19"/>
+              </w:rPr>
+              <w:t xml:space="preserve">Queued by the jobs above and by app events</w:t>
+            </w:r>
+          </w:p>
+        </w:tc>
+        <w:tc>
+          <w:tcPr>
+            <w:tcW w:type="dxa" w:w="3935"/>
+            <w:tcMar>
+              <w:top w:type="dxa" w:w="50"/>
+              <w:left w:type="dxa" w:w="90"/>
+              <w:bottom w:type="dxa" w:w="50"/>
+              <w:right w:type="dxa" w:w="90"/>
+            </w:tcMar>
+          </w:tcPr>
+          <w:p>
+            <w:pPr>
+              <w:spacing w:after="0"/>
+            </w:pPr>
+            <w:r>
+              <w:rPr>
+                <w:sz w:val="19"/>
+                <w:szCs w:val="19"/>
+              </w:rPr>
+              <w:t xml:space="preserve">pg-boss retries with backoff; failures stay visible</w:t>
             </w:r>
           </w:p>
         </w:tc>
@@ -12072,57 +12089,70 @@
         </w:trPr>
         <w:tc>
           <w:tcPr>
-            <w:tcW w:type="dxa" w:w="2498"/>
-            <w:tcMar>
-              <w:top w:type="dxa" w:w="50"/>
-              <w:left w:type="dxa" w:w="90"/>
-              <w:bottom w:type="dxa" w:w="50"/>
-              <w:right w:type="dxa" w:w="90"/>
-            </w:tcMar>
-          </w:tcPr>
-          <w:p>
-            <w:pPr>
-              <w:spacing w:after="0"/>
-            </w:pPr>
-            <w:r>
-              <w:rPr>
-                <w:sz w:val="19"/>
-                <w:szCs w:val="19"/>
-              </w:rPr>
-              <w:t xml:space="preserve">sweep</w:t>
-            </w:r>
-          </w:p>
-        </w:tc>
-        <w:tc>
-          <w:tcPr>
-            <w:tcW w:type="dxa" w:w="7140"/>
-            <w:tcMar>
-              <w:top w:type="dxa" w:w="50"/>
-              <w:left w:type="dxa" w:w="90"/>
-              <w:bottom w:type="dxa" w:w="50"/>
-              <w:right w:type="dxa" w:w="90"/>
-            </w:tcMar>
-          </w:tcPr>
-          <w:p>
-            <w:pPr>
-              <w:spacing w:after="0"/>
-            </w:pPr>
-            <w:r>
-              <w:rPr>
-                <w:b/>
-                <w:bCs/>
-                <w:color w:val="C55A11"/>
-                <w:sz w:val="19"/>
-                <w:szCs w:val="19"/>
-              </w:rPr>
-              <w:t xml:space="preserve">[v1.1]</w:t>
-            </w:r>
-            <w:r>
-              <w:rPr>
-                <w:sz w:val="19"/>
-                <w:szCs w:val="19"/>
-              </w:rPr>
-              <w:t xml:space="preserve"> Every minute: rebuild any missing job from the database. Every job is idempotent</w:t>
+            <w:tcW w:type="dxa" w:w="1770"/>
+            <w:tcMar>
+              <w:top w:type="dxa" w:w="50"/>
+              <w:left w:type="dxa" w:w="90"/>
+              <w:bottom w:type="dxa" w:w="50"/>
+              <w:right w:type="dxa" w:w="90"/>
+            </w:tcMar>
+          </w:tcPr>
+          <w:p>
+            <w:pPr>
+              <w:spacing w:after="0"/>
+            </w:pPr>
+            <w:r>
+              <w:rPr>
+                <w:sz w:val="19"/>
+                <w:szCs w:val="19"/>
+              </w:rPr>
+              <w:t xml:space="preserve">reconcile</w:t>
+            </w:r>
+          </w:p>
+        </w:tc>
+        <w:tc>
+          <w:tcPr>
+            <w:tcW w:type="dxa" w:w="3933"/>
+            <w:tcMar>
+              <w:top w:type="dxa" w:w="50"/>
+              <w:left w:type="dxa" w:w="90"/>
+              <w:bottom w:type="dxa" w:w="50"/>
+              <w:right w:type="dxa" w:w="90"/>
+            </w:tcMar>
+          </w:tcPr>
+          <w:p>
+            <w:pPr>
+              <w:spacing w:after="0"/>
+            </w:pPr>
+            <w:r>
+              <w:rPr>
+                <w:sz w:val="19"/>
+                <w:szCs w:val="19"/>
+              </w:rPr>
+              <w:t xml:space="preserve">Worker startup + every 15 min</w:t>
+            </w:r>
+          </w:p>
+        </w:tc>
+        <w:tc>
+          <w:tcPr>
+            <w:tcW w:type="dxa" w:w="3935"/>
+            <w:tcMar>
+              <w:top w:type="dxa" w:w="50"/>
+              <w:left w:type="dxa" w:w="90"/>
+              <w:bottom w:type="dxa" w:w="50"/>
+              <w:right w:type="dxa" w:w="90"/>
+            </w:tcMar>
+          </w:tcPr>
+          <w:p>
+            <w:pPr>
+              <w:spacing w:after="0"/>
+            </w:pPr>
+            <w:r>
+              <w:rPr>
+                <w:sz w:val="19"/>
+                <w:szCs w:val="19"/>
+              </w:rPr>
+              <w:t xml:space="preserve">Re-creates missing jobs for future bookings</w:t>
             </w:r>
           </w:p>
         </w:tc>
@@ -12132,14 +12162,6 @@
       <w:pPr>
         <w:spacing w:after="120"/>
       </w:pPr>
-    </w:p>
-    <w:p>
-      <w:pPr>
-        <w:pStyle w:val="Heading2"/>
-      </w:pPr>
-      <w:r>
-        <w:t xml:space="preserve">9.5 LiveKit rules</w:t>
-      </w:r>
     </w:p>
     <w:p>
       <w:pPr>
@@ -12151,7 +12173,14 @@
         <w:spacing w:after="60"/>
       </w:pPr>
       <w:r>
-        <w:t xml:space="preserve">Tokens generated server-side only, 2-hour TTL, in-memory on the client.</w:t>
+        <w:rPr>
+          <w:b/>
+          <w:bCs/>
+        </w:rPr>
+        <w:t xml:space="preserve">Rematch (T+1) and solo offer (T+3)</w:t>
+      </w:r>
+      <w:r>
+        <w:t xml:space="preserve"> are triggered from the waiting user's room screen; the server checks the partner's presence from LiveKit webhooks before acting.</w:t>
       </w:r>
     </w:p>
     <w:p>
@@ -12164,7 +12193,22 @@
         <w:spacing w:after="60"/>
       </w:pPr>
       <w:r>
-        <w:t xml:space="preserve">Room name = session id. adaptiveStream and dynacast on.</w:t>
+        <w:rPr>
+          <w:b/>
+          <w:bCs/>
+        </w:rPr>
+        <w:t xml:space="preserve">Suspension check</w:t>
+      </w:r>
+      <w:r>
+        <w:t xml:space="preserve"> runs inline right after each new strike or report, not on a timer.</w:t>
+      </w:r>
+    </w:p>
+    <w:p>
+      <w:pPr>
+        <w:pStyle w:val="Heading2"/>
+      </w:pPr>
+      <w:r>
+        <w:t xml:space="preserve">9.5 LiveKit rules</w:t>
       </w:r>
     </w:p>
     <w:p>
@@ -12177,7 +12221,7 @@
         <w:spacing w:after="60"/>
       </w:pPr>
       <w:r>
-        <w:t xml:space="preserve">Camera-off and Quiet enforced in the token's permissions (no camera / no microphone source).</w:t>
+        <w:t xml:space="preserve">Tokens generated server-side only, 2-hour TTL, in-memory on the client.</w:t>
       </w:r>
     </w:p>
     <w:p>
@@ -12190,6 +12234,32 @@
         <w:spacing w:after="60"/>
       </w:pPr>
       <w:r>
+        <w:t xml:space="preserve">Room name = session id. Simulcast (3 layers, up to 720p), adaptiveStream and dynacast on. Data saver caps the publisher at the 360p layer.</w:t>
+      </w:r>
+    </w:p>
+    <w:p>
+      <w:pPr>
+        <w:pStyle w:val="ListParagraph"/>
+        <w:numPr>
+          <w:ilvl w:val="0"/>
+          <w:numId w:val="2"/>
+        </w:numPr>
+        <w:spacing w:after="60"/>
+      </w:pPr>
+      <w:r>
+        <w:t xml:space="preserve">Camera-off and Quiet enforced in the token's permissions (no camera / no microphone source).</w:t>
+      </w:r>
+    </w:p>
+    <w:p>
+      <w:pPr>
+        <w:pStyle w:val="ListParagraph"/>
+        <w:numPr>
+          <w:ilvl w:val="0"/>
+          <w:numId w:val="2"/>
+        </w:numPr>
+        <w:spacing w:after="60"/>
+      </w:pPr>
+      <w:r>
         <w:rPr>
           <w:b/>
           <w:bCs/>
@@ -12248,21 +12318,7 @@
           <w:sz w:val="15"/>
           <w:szCs w:val="15"/>
         </w:rPr>
-        <w:t xml:space="preserve">  email          String?    @unique</w:t>
-      </w:r>
-    </w:p>
-    <w:p>
-      <w:pPr>
-        <w:shd w:fill="F3F4F6" w:color="auto" w:val="clear"/>
-        <w:spacing w:after="0" w:line="240"/>
-      </w:pPr>
-      <w:r>
-        <w:rPr>
-          <w:rFonts w:ascii="Consolas" w:cs="Consolas" w:eastAsia="Consolas" w:hAnsi="Consolas"/>
-          <w:sz w:val="15"/>
-          <w:szCs w:val="15"/>
-        </w:rPr>
-        <w:t xml:space="preserve">  phone          String?    @unique</w:t>
+        <w:t xml:space="preserve">  email          String     @unique          // [v1.1] no phone sign-in</w:t>
       </w:r>
     </w:p>
     <w:p>
@@ -12318,6 +12374,20 @@
           <w:sz w:val="15"/>
           <w:szCs w:val="15"/>
         </w:rPr>
+        <w:t xml:space="preserve">  dataSaver      Boolean    @default(false)  // [v1.1] caps video at 360p</w:t>
+      </w:r>
+    </w:p>
+    <w:p>
+      <w:pPr>
+        <w:shd w:fill="F3F4F6" w:color="auto" w:val="clear"/>
+        <w:spacing w:after="0" w:line="240"/>
+      </w:pPr>
+      <w:r>
+        <w:rPr>
+          <w:rFonts w:ascii="Consolas" w:cs="Consolas" w:eastAsia="Consolas" w:hAnsi="Consolas"/>
+          <w:sz w:val="15"/>
+          <w:szCs w:val="15"/>
+        </w:rPr>
         <w:t xml:space="preserve">  timezone       String     @default("UTC")</w:t>
       </w:r>
     </w:p>
@@ -12682,6 +12752,20 @@
           <w:sz w:val="15"/>
           <w:szCs w:val="15"/>
         </w:rPr>
+        <w:t xml:space="preserve">  relaxedAt     DateTime?     // [v1.1] T-10 relax done</w:t>
+      </w:r>
+    </w:p>
+    <w:p>
+      <w:pPr>
+        <w:shd w:fill="F3F4F6" w:color="auto" w:val="clear"/>
+        <w:spacing w:after="0" w:line="240"/>
+      </w:pPr>
+      <w:r>
+        <w:rPr>
+          <w:rFonts w:ascii="Consolas" w:cs="Consolas" w:eastAsia="Consolas" w:hAnsi="Consolas"/>
+          <w:sz w:val="15"/>
+          <w:szCs w:val="15"/>
+        </w:rPr>
         <w:t xml:space="preserve">  createdAt     DateTime      @default(now())</w:t>
       </w:r>
     </w:p>
@@ -13000,7 +13084,18 @@
     </w:p>
     <w:p>
       <w:r>
-        <w:t xml:space="preserve">Better Auth adds its own account, session and verification tables.</w:t>
+        <w:t xml:space="preserve">Better Auth adds its own account, session and verification tables. pg-boss keeps its jobs in its own </w:t>
+      </w:r>
+      <w:r>
+        <w:rPr>
+          <w:rFonts w:ascii="Consolas" w:cs="Consolas" w:eastAsia="Consolas" w:hAnsi="Consolas"/>
+          <w:sz w:val="19"/>
+          <w:szCs w:val="19"/>
+        </w:rPr>
+        <w:t xml:space="preserve">pgboss</w:t>
+      </w:r>
+      <w:r>
+        <w:t xml:space="preserve"> schema, outside Prisma's migrations.</w:t>
       </w:r>
     </w:p>
     <w:p>
@@ -14648,7 +14743,7 @@
                 <w:sz w:val="19"/>
                 <w:szCs w:val="19"/>
               </w:rPr>
-              <w:t xml:space="preserve">~450 MB per 50-min session at the v1.1 preset; pick a plan with large included traffic</w:t>
+              <w:t xml:space="preserve">Up to ~1.3 GB per 50-min HD session (less on weak connections or with Data saver); pick a plan with large included traffic</w:t>
             </w:r>
           </w:p>
         </w:tc>
@@ -15470,7 +15565,7 @@
                 <w:sz w:val="19"/>
                 <w:szCs w:val="19"/>
               </w:rPr>
-              <w:t xml:space="preserve">Video preset, goal/check-out, chat, tasks, screen share, report &amp; block, LiveKit webhooks, reconnect, rematch T+1 / solo T+3</w:t>
+              <w:t xml:space="preserve">Dynamic video + Data saver, goal/check-out, chat, tasks, screen share, report &amp; block, LiveKit webhooks, reconnect, rematch T+1 / solo T+3</w:t>
             </w:r>
           </w:p>
         </w:tc>
@@ -15568,7 +15663,7 @@
                 <w:sz w:val="19"/>
                 <w:szCs w:val="19"/>
               </w:rPr>
-              <w:t xml:space="preserve">Reminders (email + .ics + push), T-10 relax, no-show T+5, strikes, sweep. Server and domain live</w:t>
+              <w:t xml:space="preserve">pg-boss replaces BullMQ (Redis removed). Reminders (email + .ics + push), T-10 relax, no-show T+5, strikes. Server and domain live</w:t>
             </w:r>
           </w:p>
         </w:tc>
@@ -15773,7 +15868,7 @@
                 <w:sz w:val="19"/>
                 <w:szCs w:val="19"/>
               </w:rPr>
-              <w:t xml:space="preserve">Payments (card + Paymob) and quota enforcement, phone OTP + Facebook, fixes from beta, legal review. Public launch date set after the mid-December review</w:t>
+              <w:t xml:space="preserve">Payments (card + Paymob) and quota enforcement, fixes from beta, legal review. Public launch date set after the mid-December review</w:t>
             </w:r>
           </w:p>
         </w:tc>
@@ -16227,6 +16322,68 @@
                 <w:szCs w:val="19"/>
               </w:rPr>
               <w:t xml:space="preserve">Week 2</w:t>
+            </w:r>
+          </w:p>
+        </w:tc>
+      </w:tr>
+      <w:tr>
+        <w:trPr>
+          <w:cantSplit/>
+          <w:tblHeader w:val="false"/>
+        </w:trPr>
+        <w:tc>
+          <w:tcPr>
+            <w:tcW w:type="dxa" w:w="5209"/>
+            <w:tcMar>
+              <w:top w:type="dxa" w:w="50"/>
+              <w:left w:type="dxa" w:w="90"/>
+              <w:bottom w:type="dxa" w:w="50"/>
+              <w:right w:type="dxa" w:w="90"/>
+            </w:tcMar>
+          </w:tcPr>
+          <w:p>
+            <w:pPr>
+              <w:spacing w:after="0"/>
+            </w:pPr>
+            <w:r>
+              <w:rPr>
+                <w:b/>
+                <w:bCs/>
+                <w:color w:val="C55A11"/>
+                <w:sz w:val="19"/>
+                <w:szCs w:val="19"/>
+              </w:rPr>
+              <w:t xml:space="preserve">[v1.1]</w:t>
+            </w:r>
+            <w:r>
+              <w:rPr>
+                <w:sz w:val="19"/>
+                <w:szCs w:val="19"/>
+              </w:rPr>
+              <w:t xml:space="preserve"> Confirm pg-boss runs under Bun; otherwise run the worker container on Node</w:t>
+            </w:r>
+          </w:p>
+        </w:tc>
+        <w:tc>
+          <w:tcPr>
+            <w:tcW w:type="dxa" w:w="4429"/>
+            <w:tcMar>
+              <w:top w:type="dxa" w:w="50"/>
+              <w:left w:type="dxa" w:w="90"/>
+              <w:bottom w:type="dxa" w:w="50"/>
+              <w:right w:type="dxa" w:w="90"/>
+            </w:tcMar>
+          </w:tcPr>
+          <w:p>
+            <w:pPr>
+              <w:spacing w:after="0"/>
+            </w:pPr>
+            <w:r>
+              <w:rPr>
+                <w:sz w:val="19"/>
+                <w:szCs w:val="19"/>
+              </w:rPr>
+              <w:t xml:space="preserve">Week 6</w:t>
             </w:r>
           </w:p>
         </w:tc>
@@ -16752,7 +16909,7 @@
                 <w:sz w:val="19"/>
                 <w:szCs w:val="19"/>
               </w:rPr>
-              <w:t xml:space="preserve">Focusmate experience (camera and Quiet as soft preferences with badges, booked people on calendar, lock at booking, rematch T+1 / solo T+3); beta sign-in = email + Google; one-server hosting; REST-only backend, Better Auth, Redis/BullMQ, socket.io; video preset; beta date and success criteria. Details in </w:t>
+              <w:t xml:space="preserve">Focusmate experience (camera and Quiet as soft preferences with badges, booked people on calendar, lock at booking, rematch T+1 / solo T+3); sign-in = email + Google only; one-server hosting; REST-only backend, Better Auth, pg-boss (no Redis), socket.io; dynamic video up to 720p with Data saver; beta date and success criteria. Details in </w:t>
             </w:r>
             <w:r>
               <w:rPr>

--- a/docs/FocusUp_SPEC_v1.1.docx
+++ b/docs/FocusUp_SPEC_v1.1.docx
@@ -112,7 +112,7 @@
         <w:t xml:space="preserve">Why us vs Focusmate:</w:t>
       </w:r>
       <w:r>
-        <w:t xml:space="preserve"> cheaper with local payment, a more generous free tier (6 sessions/week), camera optional (unlike Focusmate), optional same-gender matching, a "hide my photo" privacy option, built for Arab users (Arabic in v2).</w:t>
+        <w:t xml:space="preserve"> cheaper with local payment, a more generous free tier (6 sessions/week), camera optional (unlike Focusmate), a "hide my photo" privacy option, built for Arab users (Arabic in v2).</w:t>
       </w:r>
     </w:p>
     <w:p>
@@ -2129,99 +2129,8 @@
                 <w:sz w:val="19"/>
                 <w:szCs w:val="19"/>
               </w:rPr>
-              <w:t xml:space="preserve">Optional same-gender; favorites first</w:t>
-            </w:r>
-          </w:p>
-        </w:tc>
-        <w:tc>
-          <w:tcPr>
-            <w:tcW w:type="dxa" w:w="1505"/>
-            <w:tcMar>
-              <w:top w:type="dxa" w:w="50"/>
-              <w:left w:type="dxa" w:w="90"/>
-              <w:bottom w:type="dxa" w:w="50"/>
-              <w:right w:type="dxa" w:w="90"/>
-            </w:tcMar>
-          </w:tcPr>
-          <w:p>
-            <w:pPr>
-              <w:spacing w:after="0"/>
-            </w:pPr>
-            <w:r>
-              <w:rPr>
-                <w:sz w:val="19"/>
-                <w:szCs w:val="19"/>
-              </w:rPr>
-              <w:t xml:space="preserve">[D]</w:t>
-            </w:r>
-          </w:p>
-        </w:tc>
-      </w:tr>
-      <w:tr>
-        <w:trPr>
-          <w:cantSplit/>
-          <w:tblHeader w:val="false"/>
-        </w:trPr>
-        <w:tc>
-          <w:tcPr>
-            <w:tcW w:type="dxa" w:w="618"/>
-            <w:tcMar>
-              <w:top w:type="dxa" w:w="50"/>
-              <w:left w:type="dxa" w:w="90"/>
-              <w:bottom w:type="dxa" w:w="50"/>
-              <w:right w:type="dxa" w:w="90"/>
-            </w:tcMar>
-          </w:tcPr>
-          <w:p>
-            <w:pPr>
-              <w:spacing w:after="0"/>
-            </w:pPr>
-            <w:r>
-              <w:rPr>
-                <w:sz w:val="19"/>
-                <w:szCs w:val="19"/>
-              </w:rPr>
-              <w:t xml:space="preserve">18</w:t>
-            </w:r>
-          </w:p>
-        </w:tc>
-        <w:tc>
-          <w:tcPr>
-            <w:tcW w:type="dxa" w:w="2210"/>
-            <w:tcMar>
-              <w:top w:type="dxa" w:w="50"/>
-              <w:left w:type="dxa" w:w="90"/>
-              <w:bottom w:type="dxa" w:w="50"/>
-              <w:right w:type="dxa" w:w="90"/>
-            </w:tcMar>
-          </w:tcPr>
-          <w:p>
-            <w:pPr>
-              <w:spacing w:after="0"/>
-            </w:pPr>
-            <w:r>
-              <w:rPr>
-                <w:sz w:val="19"/>
-                <w:szCs w:val="19"/>
-              </w:rPr>
-              <w:t xml:space="preserve">No partner found</w:t>
-            </w:r>
-          </w:p>
-        </w:tc>
-        <w:tc>
-          <w:tcPr>
-            <w:tcW w:type="dxa" w:w="5305"/>
-            <w:tcMar>
-              <w:top w:type="dxa" w:w="50"/>
-              <w:left w:type="dxa" w:w="90"/>
-              <w:bottom w:type="dxa" w:w="50"/>
-              <w:right w:type="dxa" w:w="90"/>
-            </w:tcMar>
-          </w:tcPr>
-          <w:p>
-            <w:pPr>
-              <w:spacing w:after="0"/>
-            </w:pPr>
+              <w:t xml:space="preserve">Favorites first. </w:t>
+            </w:r>
             <w:r>
               <w:rPr>
                 <w:b/>
@@ -2237,7 +2146,115 @@
                 <w:sz w:val="19"/>
                 <w:szCs w:val="19"/>
               </w:rPr>
-              <w:t xml:space="preserve"> At T-10 drop same-gender for "flexible" bookings → rematch offered at T+1 → solo session at T+3 (no quota, no strike)</w:t>
+              <w:t xml:space="preserve"> Same-gender matching is deferred until after the beta</w:t>
+            </w:r>
+          </w:p>
+        </w:tc>
+        <w:tc>
+          <w:tcPr>
+            <w:tcW w:type="dxa" w:w="1505"/>
+            <w:tcMar>
+              <w:top w:type="dxa" w:w="50"/>
+              <w:left w:type="dxa" w:w="90"/>
+              <w:bottom w:type="dxa" w:w="50"/>
+              <w:right w:type="dxa" w:w="90"/>
+            </w:tcMar>
+          </w:tcPr>
+          <w:p>
+            <w:pPr>
+              <w:spacing w:after="0"/>
+            </w:pPr>
+            <w:r>
+              <w:rPr>
+                <w:sz w:val="19"/>
+                <w:szCs w:val="19"/>
+              </w:rPr>
+              <w:t xml:space="preserve">[D]</w:t>
+            </w:r>
+          </w:p>
+        </w:tc>
+      </w:tr>
+      <w:tr>
+        <w:trPr>
+          <w:cantSplit/>
+          <w:tblHeader w:val="false"/>
+        </w:trPr>
+        <w:tc>
+          <w:tcPr>
+            <w:tcW w:type="dxa" w:w="618"/>
+            <w:tcMar>
+              <w:top w:type="dxa" w:w="50"/>
+              <w:left w:type="dxa" w:w="90"/>
+              <w:bottom w:type="dxa" w:w="50"/>
+              <w:right w:type="dxa" w:w="90"/>
+            </w:tcMar>
+          </w:tcPr>
+          <w:p>
+            <w:pPr>
+              <w:spacing w:after="0"/>
+            </w:pPr>
+            <w:r>
+              <w:rPr>
+                <w:sz w:val="19"/>
+                <w:szCs w:val="19"/>
+              </w:rPr>
+              <w:t xml:space="preserve">18</w:t>
+            </w:r>
+          </w:p>
+        </w:tc>
+        <w:tc>
+          <w:tcPr>
+            <w:tcW w:type="dxa" w:w="2210"/>
+            <w:tcMar>
+              <w:top w:type="dxa" w:w="50"/>
+              <w:left w:type="dxa" w:w="90"/>
+              <w:bottom w:type="dxa" w:w="50"/>
+              <w:right w:type="dxa" w:w="90"/>
+            </w:tcMar>
+          </w:tcPr>
+          <w:p>
+            <w:pPr>
+              <w:spacing w:after="0"/>
+            </w:pPr>
+            <w:r>
+              <w:rPr>
+                <w:sz w:val="19"/>
+                <w:szCs w:val="19"/>
+              </w:rPr>
+              <w:t xml:space="preserve">No partner found</w:t>
+            </w:r>
+          </w:p>
+        </w:tc>
+        <w:tc>
+          <w:tcPr>
+            <w:tcW w:type="dxa" w:w="5305"/>
+            <w:tcMar>
+              <w:top w:type="dxa" w:w="50"/>
+              <w:left w:type="dxa" w:w="90"/>
+              <w:bottom w:type="dxa" w:w="50"/>
+              <w:right w:type="dxa" w:w="90"/>
+            </w:tcMar>
+          </w:tcPr>
+          <w:p>
+            <w:pPr>
+              <w:spacing w:after="0"/>
+            </w:pPr>
+            <w:r>
+              <w:rPr>
+                <w:b/>
+                <w:bCs/>
+                <w:color w:val="C55A11"/>
+                <w:sz w:val="19"/>
+                <w:szCs w:val="19"/>
+              </w:rPr>
+              <w:t xml:space="preserve">[v1.1]</w:t>
+            </w:r>
+            <w:r>
+              <w:rPr>
+                <w:sz w:val="19"/>
+                <w:szCs w:val="19"/>
+              </w:rPr>
+              <w:t xml:space="preserve"> Rematch offered at T+1 → solo session at T+3 (no quota, no strike). The T-10 relax step only applied to same-gender, so it waits with that feature</w:t>
             </w:r>
           </w:p>
         </w:tc>
@@ -6039,7 +6056,7 @@
                 <w:sz w:val="19"/>
                 <w:szCs w:val="19"/>
               </w:rPr>
-              <w:t xml:space="preserve">Booking options: camera on/off, Quiet, Desk/Walk, same-gender (optional), "flexible"</w:t>
+              <w:t xml:space="preserve">Booking options: camera on/off, Quiet, Desk/Walk ("flexible" is stored for later)</w:t>
             </w:r>
           </w:p>
         </w:tc>
@@ -8369,8 +8386,8 @@
         <w:tblLayout w:type="fixed"/>
       </w:tblPr>
       <w:tblGrid>
-        <w:gridCol w:w="4819"/>
-        <w:gridCol w:w="4819"/>
+        <w:gridCol w:w="3737"/>
+        <w:gridCol w:w="5901"/>
       </w:tblGrid>
       <w:tr>
         <w:trPr>
@@ -8379,7 +8396,7 @@
         </w:trPr>
         <w:tc>
           <w:tcPr>
-            <w:tcW w:type="dxa" w:w="4819"/>
+            <w:tcW w:type="dxa" w:w="3737"/>
             <w:shd w:fill="E7ECF2" w:color="auto" w:val="clear"/>
             <w:tcMar>
               <w:top w:type="dxa" w:w="50"/>
@@ -8405,7 +8422,7 @@
         </w:tc>
         <w:tc>
           <w:tcPr>
-            <w:tcW w:type="dxa" w:w="4819"/>
+            <w:tcW w:type="dxa" w:w="5901"/>
             <w:shd w:fill="E7ECF2" w:color="auto" w:val="clear"/>
             <w:tcMar>
               <w:top w:type="dxa" w:w="50"/>
@@ -8437,7 +8454,7 @@
         </w:trPr>
         <w:tc>
           <w:tcPr>
-            <w:tcW w:type="dxa" w:w="4819"/>
+            <w:tcW w:type="dxa" w:w="3737"/>
             <w:tcMar>
               <w:top w:type="dxa" w:w="50"/>
               <w:left w:type="dxa" w:w="90"/>
@@ -8460,7 +8477,7 @@
         </w:tc>
         <w:tc>
           <w:tcPr>
-            <w:tcW w:type="dxa" w:w="4819"/>
+            <w:tcW w:type="dxa" w:w="5901"/>
             <w:tcMar>
               <w:top w:type="dxa" w:w="50"/>
               <w:left w:type="dxa" w:w="90"/>
@@ -8489,7 +8506,7 @@
         </w:trPr>
         <w:tc>
           <w:tcPr>
-            <w:tcW w:type="dxa" w:w="4819"/>
+            <w:tcW w:type="dxa" w:w="3737"/>
             <w:tcMar>
               <w:top w:type="dxa" w:w="50"/>
               <w:left w:type="dxa" w:w="90"/>
@@ -8512,7 +8529,7 @@
         </w:tc>
         <w:tc>
           <w:tcPr>
-            <w:tcW w:type="dxa" w:w="4819"/>
+            <w:tcW w:type="dxa" w:w="5901"/>
             <w:tcMar>
               <w:top w:type="dxa" w:w="50"/>
               <w:left w:type="dxa" w:w="90"/>
@@ -8541,47 +8558,47 @@
         </w:trPr>
         <w:tc>
           <w:tcPr>
-            <w:tcW w:type="dxa" w:w="4819"/>
-            <w:tcMar>
-              <w:top w:type="dxa" w:w="50"/>
-              <w:left w:type="dxa" w:w="90"/>
-              <w:bottom w:type="dxa" w:w="50"/>
-              <w:right w:type="dxa" w:w="90"/>
-            </w:tcMar>
-          </w:tcPr>
-          <w:p>
-            <w:pPr>
-              <w:spacing w:after="0"/>
-            </w:pPr>
-            <w:r>
-              <w:rPr>
-                <w:sz w:val="19"/>
-                <w:szCs w:val="19"/>
-              </w:rPr>
-              <w:t xml:space="preserve">Same-gender requested by either side → genders must match</w:t>
-            </w:r>
-          </w:p>
-        </w:tc>
-        <w:tc>
-          <w:tcPr>
-            <w:tcW w:type="dxa" w:w="4819"/>
-            <w:tcMar>
-              <w:top w:type="dxa" w:w="50"/>
-              <w:left w:type="dxa" w:w="90"/>
-              <w:bottom w:type="dxa" w:w="50"/>
-              <w:right w:type="dxa" w:w="90"/>
-            </w:tcMar>
-          </w:tcPr>
-          <w:p>
-            <w:pPr>
-              <w:spacing w:after="0"/>
-            </w:pPr>
-            <w:r>
-              <w:rPr>
-                <w:sz w:val="19"/>
-                <w:szCs w:val="19"/>
-              </w:rPr>
-              <w:t xml:space="preserve">Hard, only if requested</w:t>
+            <w:tcW w:type="dxa" w:w="3737"/>
+            <w:tcMar>
+              <w:top w:type="dxa" w:w="50"/>
+              <w:left w:type="dxa" w:w="90"/>
+              <w:bottom w:type="dxa" w:w="50"/>
+              <w:right w:type="dxa" w:w="90"/>
+            </w:tcMar>
+          </w:tcPr>
+          <w:p>
+            <w:pPr>
+              <w:spacing w:after="0"/>
+            </w:pPr>
+            <w:r>
+              <w:rPr>
+                <w:sz w:val="19"/>
+                <w:szCs w:val="19"/>
+              </w:rPr>
+              <w:t xml:space="preserve">Not blocked in either direction</w:t>
+            </w:r>
+          </w:p>
+        </w:tc>
+        <w:tc>
+          <w:tcPr>
+            <w:tcW w:type="dxa" w:w="5901"/>
+            <w:tcMar>
+              <w:top w:type="dxa" w:w="50"/>
+              <w:left w:type="dxa" w:w="90"/>
+              <w:bottom w:type="dxa" w:w="50"/>
+              <w:right w:type="dxa" w:w="90"/>
+            </w:tcMar>
+          </w:tcPr>
+          <w:p>
+            <w:pPr>
+              <w:spacing w:after="0"/>
+            </w:pPr>
+            <w:r>
+              <w:rPr>
+                <w:sz w:val="19"/>
+                <w:szCs w:val="19"/>
+              </w:rPr>
+              <w:t xml:space="preserve">Hard</w:t>
             </w:r>
           </w:p>
         </w:tc>
@@ -8593,30 +8610,30 @@
         </w:trPr>
         <w:tc>
           <w:tcPr>
-            <w:tcW w:type="dxa" w:w="4819"/>
-            <w:tcMar>
-              <w:top w:type="dxa" w:w="50"/>
-              <w:left w:type="dxa" w:w="90"/>
-              <w:bottom w:type="dxa" w:w="50"/>
-              <w:right w:type="dxa" w:w="90"/>
-            </w:tcMar>
-          </w:tcPr>
-          <w:p>
-            <w:pPr>
-              <w:spacing w:after="0"/>
-            </w:pPr>
-            <w:r>
-              <w:rPr>
-                <w:sz w:val="19"/>
-                <w:szCs w:val="19"/>
-              </w:rPr>
-              <w:t xml:space="preserve">Not blocked in either direction</w:t>
-            </w:r>
-          </w:p>
-        </w:tc>
-        <w:tc>
-          <w:tcPr>
-            <w:tcW w:type="dxa" w:w="4819"/>
+            <w:tcW w:type="dxa" w:w="3737"/>
+            <w:tcMar>
+              <w:top w:type="dxa" w:w="50"/>
+              <w:left w:type="dxa" w:w="90"/>
+              <w:bottom w:type="dxa" w:w="50"/>
+              <w:right w:type="dxa" w:w="90"/>
+            </w:tcMar>
+          </w:tcPr>
+          <w:p>
+            <w:pPr>
+              <w:spacing w:after="0"/>
+            </w:pPr>
+            <w:r>
+              <w:rPr>
+                <w:sz w:val="19"/>
+                <w:szCs w:val="19"/>
+              </w:rPr>
+              <w:t xml:space="preserve">Both active, not suspended/banned</w:t>
+            </w:r>
+          </w:p>
+        </w:tc>
+        <w:tc>
+          <w:tcPr>
+            <w:tcW w:type="dxa" w:w="5901"/>
             <w:tcMar>
               <w:top w:type="dxa" w:w="50"/>
               <w:left w:type="dxa" w:w="90"/>
@@ -8645,59 +8662,7 @@
         </w:trPr>
         <w:tc>
           <w:tcPr>
-            <w:tcW w:type="dxa" w:w="4819"/>
-            <w:tcMar>
-              <w:top w:type="dxa" w:w="50"/>
-              <w:left w:type="dxa" w:w="90"/>
-              <w:bottom w:type="dxa" w:w="50"/>
-              <w:right w:type="dxa" w:w="90"/>
-            </w:tcMar>
-          </w:tcPr>
-          <w:p>
-            <w:pPr>
-              <w:spacing w:after="0"/>
-            </w:pPr>
-            <w:r>
-              <w:rPr>
-                <w:sz w:val="19"/>
-                <w:szCs w:val="19"/>
-              </w:rPr>
-              <w:t xml:space="preserve">Both active, not suspended/banned</w:t>
-            </w:r>
-          </w:p>
-        </w:tc>
-        <w:tc>
-          <w:tcPr>
-            <w:tcW w:type="dxa" w:w="4819"/>
-            <w:tcMar>
-              <w:top w:type="dxa" w:w="50"/>
-              <w:left w:type="dxa" w:w="90"/>
-              <w:bottom w:type="dxa" w:w="50"/>
-              <w:right w:type="dxa" w:w="90"/>
-            </w:tcMar>
-          </w:tcPr>
-          <w:p>
-            <w:pPr>
-              <w:spacing w:after="0"/>
-            </w:pPr>
-            <w:r>
-              <w:rPr>
-                <w:sz w:val="19"/>
-                <w:szCs w:val="19"/>
-              </w:rPr>
-              <w:t xml:space="preserve">Hard</w:t>
-            </w:r>
-          </w:p>
-        </w:tc>
-      </w:tr>
-      <w:tr>
-        <w:trPr>
-          <w:cantSplit/>
-          <w:tblHeader w:val="false"/>
-        </w:trPr>
-        <w:tc>
-          <w:tcPr>
-            <w:tcW w:type="dxa" w:w="4819"/>
+            <w:tcW w:type="dxa" w:w="3737"/>
             <w:tcMar>
               <w:top w:type="dxa" w:w="50"/>
               <w:left w:type="dxa" w:w="90"/>
@@ -8730,7 +8695,7 @@
         </w:tc>
         <w:tc>
           <w:tcPr>
-            <w:tcW w:type="dxa" w:w="4819"/>
+            <w:tcW w:type="dxa" w:w="5901"/>
             <w:tcMar>
               <w:top w:type="dxa" w:w="50"/>
               <w:left w:type="dxa" w:w="90"/>
@@ -8759,7 +8724,7 @@
         </w:trPr>
         <w:tc>
           <w:tcPr>
-            <w:tcW w:type="dxa" w:w="4819"/>
+            <w:tcW w:type="dxa" w:w="3737"/>
             <w:tcMar>
               <w:top w:type="dxa" w:w="50"/>
               <w:left w:type="dxa" w:w="90"/>
@@ -8792,7 +8757,7 @@
         </w:tc>
         <w:tc>
           <w:tcPr>
-            <w:tcW w:type="dxa" w:w="4819"/>
+            <w:tcW w:type="dxa" w:w="5901"/>
             <w:tcMar>
               <w:top w:type="dxa" w:w="50"/>
               <w:left w:type="dxa" w:w="90"/>
@@ -8821,7 +8786,7 @@
         </w:trPr>
         <w:tc>
           <w:tcPr>
-            <w:tcW w:type="dxa" w:w="4819"/>
+            <w:tcW w:type="dxa" w:w="3737"/>
             <w:tcMar>
               <w:top w:type="dxa" w:w="50"/>
               <w:left w:type="dxa" w:w="90"/>
@@ -8844,7 +8809,7 @@
         </w:tc>
         <w:tc>
           <w:tcPr>
-            <w:tcW w:type="dxa" w:w="4819"/>
+            <w:tcW w:type="dxa" w:w="5901"/>
             <w:tcMar>
               <w:top w:type="dxa" w:w="50"/>
               <w:left w:type="dxa" w:w="90"/>
@@ -8873,7 +8838,7 @@
         </w:trPr>
         <w:tc>
           <w:tcPr>
-            <w:tcW w:type="dxa" w:w="4819"/>
+            <w:tcW w:type="dxa" w:w="3737"/>
             <w:tcMar>
               <w:top w:type="dxa" w:w="50"/>
               <w:left w:type="dxa" w:w="90"/>
@@ -8896,7 +8861,7 @@
         </w:tc>
         <w:tc>
           <w:tcPr>
-            <w:tcW w:type="dxa" w:w="4819"/>
+            <w:tcW w:type="dxa" w:w="5901"/>
             <w:tcMar>
               <w:top w:type="dxa" w:w="50"/>
               <w:left w:type="dxa" w:w="90"/>
@@ -8939,12 +8904,20 @@
     </w:p>
     <w:p>
       <w:r>
-        <w:t xml:space="preserve">Gender is not asked at onboarding. It is asked only when a user turns on "same-gender" for the first time.</w:t>
-      </w:r>
-    </w:p>
-    <w:p>
-      <w:r>
-        <w:t xml:space="preserve">With camera and Quiet as soft preferences, each start time has only 3 pools (one per duration), plus a split for users who ask for same-gender. v1 had 12.</w:t>
+        <w:rPr>
+          <w:b/>
+          <w:bCs/>
+          <w:color w:val="C55A11"/>
+        </w:rPr>
+        <w:t xml:space="preserve">[v1.1]</w:t>
+      </w:r>
+      <w:r>
+        <w:t xml:space="preserve"> Same-gender matching is deferred until after the beta: no gender field is stored and no hard filter exists yet. When it returns, gender is asked only the first time someone turns it on.</w:t>
+      </w:r>
+    </w:p>
+    <w:p>
+      <w:r>
+        <w:t xml:space="preserve">With camera and Quiet as soft preferences, each start time has only 3 pools (one per duration), v1 had 12.</w:t>
       </w:r>
     </w:p>
     <w:p>
@@ -9024,7 +8997,7 @@
         <w:t xml:space="preserve">T-10 minutes:</w:t>
       </w:r>
       <w:r>
-        <w:t xml:space="preserve"> for still-unmatched bookings marked "flexible", drop the same-gender filter (only if that user asked for it) and try again.</w:t>
+        <w:t xml:space="preserve"> nothing to relax yet (the T-10 step only dropped the same-gender filter, which is deferred).</w:t>
       </w:r>
     </w:p>
     <w:p>
@@ -11604,9 +11577,9 @@
         <w:tblLayout w:type="fixed"/>
       </w:tblPr>
       <w:tblGrid>
-        <w:gridCol w:w="1770"/>
-        <w:gridCol w:w="3933"/>
-        <w:gridCol w:w="3935"/>
+        <w:gridCol w:w="1941"/>
+        <w:gridCol w:w="3380"/>
+        <w:gridCol w:w="4317"/>
       </w:tblGrid>
       <w:tr>
         <w:trPr>
@@ -11615,7 +11588,7 @@
         </w:trPr>
         <w:tc>
           <w:tcPr>
-            <w:tcW w:type="dxa" w:w="1770"/>
+            <w:tcW w:type="dxa" w:w="1941"/>
             <w:shd w:fill="E7ECF2" w:color="auto" w:val="clear"/>
             <w:tcMar>
               <w:top w:type="dxa" w:w="50"/>
@@ -11641,7 +11614,7 @@
         </w:tc>
         <w:tc>
           <w:tcPr>
-            <w:tcW w:type="dxa" w:w="3933"/>
+            <w:tcW w:type="dxa" w:w="3380"/>
             <w:shd w:fill="E7ECF2" w:color="auto" w:val="clear"/>
             <w:tcMar>
               <w:top w:type="dxa" w:w="50"/>
@@ -11667,7 +11640,7 @@
         </w:tc>
         <w:tc>
           <w:tcPr>
-            <w:tcW w:type="dxa" w:w="3935"/>
+            <w:tcW w:type="dxa" w:w="4317"/>
             <w:shd w:fill="E7ECF2" w:color="auto" w:val="clear"/>
             <w:tcMar>
               <w:top w:type="dxa" w:w="50"/>
@@ -11699,7 +11672,7 @@
         </w:trPr>
         <w:tc>
           <w:tcPr>
-            <w:tcW w:type="dxa" w:w="1770"/>
+            <w:tcW w:type="dxa" w:w="1941"/>
             <w:tcMar>
               <w:top w:type="dxa" w:w="50"/>
               <w:left w:type="dxa" w:w="90"/>
@@ -11722,7 +11695,7 @@
         </w:tc>
         <w:tc>
           <w:tcPr>
-            <w:tcW w:type="dxa" w:w="3933"/>
+            <w:tcW w:type="dxa" w:w="3380"/>
             <w:tcMar>
               <w:top w:type="dxa" w:w="50"/>
               <w:left w:type="dxa" w:w="90"/>
@@ -11745,7 +11718,7 @@
         </w:tc>
         <w:tc>
           <w:tcPr>
-            <w:tcW w:type="dxa" w:w="3935"/>
+            <w:tcW w:type="dxa" w:w="4317"/>
             <w:tcMar>
               <w:top w:type="dxa" w:w="50"/>
               <w:left w:type="dxa" w:w="90"/>
@@ -11774,85 +11747,70 @@
         </w:trPr>
         <w:tc>
           <w:tcPr>
-            <w:tcW w:type="dxa" w:w="1770"/>
-            <w:tcMar>
-              <w:top w:type="dxa" w:w="50"/>
-              <w:left w:type="dxa" w:w="90"/>
-              <w:bottom w:type="dxa" w:w="50"/>
-              <w:right w:type="dxa" w:w="90"/>
-            </w:tcMar>
-          </w:tcPr>
-          <w:p>
-            <w:pPr>
-              <w:spacing w:after="0"/>
-            </w:pPr>
-            <w:r>
-              <w:rPr>
-                <w:sz w:val="19"/>
-                <w:szCs w:val="19"/>
-              </w:rPr>
-              <w:t xml:space="preserve">relax-match</w:t>
-            </w:r>
-          </w:p>
-        </w:tc>
-        <w:tc>
-          <w:tcPr>
-            <w:tcW w:type="dxa" w:w="3933"/>
-            <w:tcMar>
-              <w:top w:type="dxa" w:w="50"/>
-              <w:left w:type="dxa" w:w="90"/>
-              <w:bottom w:type="dxa" w:w="50"/>
-              <w:right w:type="dxa" w:w="90"/>
-            </w:tcMar>
-          </w:tcPr>
-          <w:p>
-            <w:pPr>
-              <w:spacing w:after="0"/>
-            </w:pPr>
-            <w:r>
-              <w:rPr>
-                <w:sz w:val="19"/>
-                <w:szCs w:val="19"/>
-              </w:rPr>
-              <w:t xml:space="preserve">T-10m for unmatched flexible bookings with same-gender on</w:t>
-            </w:r>
-          </w:p>
-        </w:tc>
-        <w:tc>
-          <w:tcPr>
-            <w:tcW w:type="dxa" w:w="3935"/>
-            <w:tcMar>
-              <w:top w:type="dxa" w:w="50"/>
-              <w:left w:type="dxa" w:w="90"/>
-              <w:bottom w:type="dxa" w:w="50"/>
-              <w:right w:type="dxa" w:w="90"/>
-            </w:tcMar>
-          </w:tcPr>
-          <w:p>
-            <w:pPr>
-              <w:spacing w:after="0"/>
-            </w:pPr>
-            <w:r>
-              <w:rPr>
-                <w:sz w:val="19"/>
-                <w:szCs w:val="19"/>
-              </w:rPr>
-              <w:t xml:space="preserve">Skipped if already matched or </w:t>
-            </w:r>
-            <w:r>
-              <w:rPr>
-                <w:rFonts w:ascii="Consolas" w:cs="Consolas" w:eastAsia="Consolas" w:hAnsi="Consolas"/>
-                <w:sz w:val="17"/>
-                <w:szCs w:val="17"/>
-              </w:rPr>
-              <w:t xml:space="preserve">Booking.relaxedAt</w:t>
-            </w:r>
-            <w:r>
-              <w:rPr>
-                <w:sz w:val="19"/>
-                <w:szCs w:val="19"/>
-              </w:rPr>
-              <w:t xml:space="preserve"> set</w:t>
+            <w:tcW w:type="dxa" w:w="1941"/>
+            <w:tcMar>
+              <w:top w:type="dxa" w:w="50"/>
+              <w:left w:type="dxa" w:w="90"/>
+              <w:bottom w:type="dxa" w:w="50"/>
+              <w:right w:type="dxa" w:w="90"/>
+            </w:tcMar>
+          </w:tcPr>
+          <w:p>
+            <w:pPr>
+              <w:spacing w:after="0"/>
+            </w:pPr>
+            <w:r>
+              <w:rPr>
+                <w:sz w:val="19"/>
+                <w:szCs w:val="19"/>
+              </w:rPr>
+              <w:t xml:space="preserve">no-show-check</w:t>
+            </w:r>
+          </w:p>
+        </w:tc>
+        <w:tc>
+          <w:tcPr>
+            <w:tcW w:type="dxa" w:w="3380"/>
+            <w:tcMar>
+              <w:top w:type="dxa" w:w="50"/>
+              <w:left w:type="dxa" w:w="90"/>
+              <w:bottom w:type="dxa" w:w="50"/>
+              <w:right w:type="dxa" w:w="90"/>
+            </w:tcMar>
+          </w:tcPr>
+          <w:p>
+            <w:pPr>
+              <w:spacing w:after="0"/>
+            </w:pPr>
+            <w:r>
+              <w:rPr>
+                <w:sz w:val="19"/>
+                <w:szCs w:val="19"/>
+              </w:rPr>
+              <w:t xml:space="preserve">T+5m: mark absent user NO_SHOW, add strike</w:t>
+            </w:r>
+          </w:p>
+        </w:tc>
+        <w:tc>
+          <w:tcPr>
+            <w:tcW w:type="dxa" w:w="4317"/>
+            <w:tcMar>
+              <w:top w:type="dxa" w:w="50"/>
+              <w:left w:type="dxa" w:w="90"/>
+              <w:bottom w:type="dxa" w:w="50"/>
+              <w:right w:type="dxa" w:w="90"/>
+            </w:tcMar>
+          </w:tcPr>
+          <w:p>
+            <w:pPr>
+              <w:spacing w:after="0"/>
+            </w:pPr>
+            <w:r>
+              <w:rPr>
+                <w:sz w:val="19"/>
+                <w:szCs w:val="19"/>
+              </w:rPr>
+              <w:t xml:space="preserve">Skipped unless booking is still MATCHED with no join</w:t>
             </w:r>
           </w:p>
         </w:tc>
@@ -11864,70 +11822,70 @@
         </w:trPr>
         <w:tc>
           <w:tcPr>
-            <w:tcW w:type="dxa" w:w="1770"/>
-            <w:tcMar>
-              <w:top w:type="dxa" w:w="50"/>
-              <w:left w:type="dxa" w:w="90"/>
-              <w:bottom w:type="dxa" w:w="50"/>
-              <w:right w:type="dxa" w:w="90"/>
-            </w:tcMar>
-          </w:tcPr>
-          <w:p>
-            <w:pPr>
-              <w:spacing w:after="0"/>
-            </w:pPr>
-            <w:r>
-              <w:rPr>
-                <w:sz w:val="19"/>
-                <w:szCs w:val="19"/>
-              </w:rPr>
-              <w:t xml:space="preserve">no-show-check</w:t>
-            </w:r>
-          </w:p>
-        </w:tc>
-        <w:tc>
-          <w:tcPr>
-            <w:tcW w:type="dxa" w:w="3933"/>
-            <w:tcMar>
-              <w:top w:type="dxa" w:w="50"/>
-              <w:left w:type="dxa" w:w="90"/>
-              <w:bottom w:type="dxa" w:w="50"/>
-              <w:right w:type="dxa" w:w="90"/>
-            </w:tcMar>
-          </w:tcPr>
-          <w:p>
-            <w:pPr>
-              <w:spacing w:after="0"/>
-            </w:pPr>
-            <w:r>
-              <w:rPr>
-                <w:sz w:val="19"/>
-                <w:szCs w:val="19"/>
-              </w:rPr>
-              <w:t xml:space="preserve">T+5m: mark absent user NO_SHOW, add strike</w:t>
-            </w:r>
-          </w:p>
-        </w:tc>
-        <w:tc>
-          <w:tcPr>
-            <w:tcW w:type="dxa" w:w="3935"/>
-            <w:tcMar>
-              <w:top w:type="dxa" w:w="50"/>
-              <w:left w:type="dxa" w:w="90"/>
-              <w:bottom w:type="dxa" w:w="50"/>
-              <w:right w:type="dxa" w:w="90"/>
-            </w:tcMar>
-          </w:tcPr>
-          <w:p>
-            <w:pPr>
-              <w:spacing w:after="0"/>
-            </w:pPr>
-            <w:r>
-              <w:rPr>
-                <w:sz w:val="19"/>
-                <w:szCs w:val="19"/>
-              </w:rPr>
-              <w:t xml:space="preserve">Skipped unless booking is still MATCHED with no join</w:t>
+            <w:tcW w:type="dxa" w:w="1941"/>
+            <w:tcMar>
+              <w:top w:type="dxa" w:w="50"/>
+              <w:left w:type="dxa" w:w="90"/>
+              <w:bottom w:type="dxa" w:w="50"/>
+              <w:right w:type="dxa" w:w="90"/>
+            </w:tcMar>
+          </w:tcPr>
+          <w:p>
+            <w:pPr>
+              <w:spacing w:after="0"/>
+            </w:pPr>
+            <w:r>
+              <w:rPr>
+                <w:sz w:val="19"/>
+                <w:szCs w:val="19"/>
+              </w:rPr>
+              <w:t xml:space="preserve">session-close</w:t>
+            </w:r>
+          </w:p>
+        </w:tc>
+        <w:tc>
+          <w:tcPr>
+            <w:tcW w:type="dxa" w:w="3380"/>
+            <w:tcMar>
+              <w:top w:type="dxa" w:w="50"/>
+              <w:left w:type="dxa" w:w="90"/>
+              <w:bottom w:type="dxa" w:w="50"/>
+              <w:right w:type="dxa" w:w="90"/>
+            </w:tcMar>
+          </w:tcPr>
+          <w:p>
+            <w:pPr>
+              <w:spacing w:after="0"/>
+            </w:pPr>
+            <w:r>
+              <w:rPr>
+                <w:sz w:val="19"/>
+                <w:szCs w:val="19"/>
+              </w:rPr>
+              <w:t xml:space="preserve">End + 2 min</w:t>
+            </w:r>
+          </w:p>
+        </w:tc>
+        <w:tc>
+          <w:tcPr>
+            <w:tcW w:type="dxa" w:w="4317"/>
+            <w:tcMar>
+              <w:top w:type="dxa" w:w="50"/>
+              <w:left w:type="dxa" w:w="90"/>
+              <w:bottom w:type="dxa" w:w="50"/>
+              <w:right w:type="dxa" w:w="90"/>
+            </w:tcMar>
+          </w:tcPr>
+          <w:p>
+            <w:pPr>
+              <w:spacing w:after="0"/>
+            </w:pPr>
+            <w:r>
+              <w:rPr>
+                <w:sz w:val="19"/>
+                <w:szCs w:val="19"/>
+              </w:rPr>
+              <w:t xml:space="preserve">Skipped if session already COMPLETED</w:t>
             </w:r>
           </w:p>
         </w:tc>
@@ -11939,70 +11897,70 @@
         </w:trPr>
         <w:tc>
           <w:tcPr>
-            <w:tcW w:type="dxa" w:w="1770"/>
-            <w:tcMar>
-              <w:top w:type="dxa" w:w="50"/>
-              <w:left w:type="dxa" w:w="90"/>
-              <w:bottom w:type="dxa" w:w="50"/>
-              <w:right w:type="dxa" w:w="90"/>
-            </w:tcMar>
-          </w:tcPr>
-          <w:p>
-            <w:pPr>
-              <w:spacing w:after="0"/>
-            </w:pPr>
-            <w:r>
-              <w:rPr>
-                <w:sz w:val="19"/>
-                <w:szCs w:val="19"/>
-              </w:rPr>
-              <w:t xml:space="preserve">session-close</w:t>
-            </w:r>
-          </w:p>
-        </w:tc>
-        <w:tc>
-          <w:tcPr>
-            <w:tcW w:type="dxa" w:w="3933"/>
-            <w:tcMar>
-              <w:top w:type="dxa" w:w="50"/>
-              <w:left w:type="dxa" w:w="90"/>
-              <w:bottom w:type="dxa" w:w="50"/>
-              <w:right w:type="dxa" w:w="90"/>
-            </w:tcMar>
-          </w:tcPr>
-          <w:p>
-            <w:pPr>
-              <w:spacing w:after="0"/>
-            </w:pPr>
-            <w:r>
-              <w:rPr>
-                <w:sz w:val="19"/>
-                <w:szCs w:val="19"/>
-              </w:rPr>
-              <w:t xml:space="preserve">End + 2 min</w:t>
-            </w:r>
-          </w:p>
-        </w:tc>
-        <w:tc>
-          <w:tcPr>
-            <w:tcW w:type="dxa" w:w="3935"/>
-            <w:tcMar>
-              <w:top w:type="dxa" w:w="50"/>
-              <w:left w:type="dxa" w:w="90"/>
-              <w:bottom w:type="dxa" w:w="50"/>
-              <w:right w:type="dxa" w:w="90"/>
-            </w:tcMar>
-          </w:tcPr>
-          <w:p>
-            <w:pPr>
-              <w:spacing w:after="0"/>
-            </w:pPr>
-            <w:r>
-              <w:rPr>
-                <w:sz w:val="19"/>
-                <w:szCs w:val="19"/>
-              </w:rPr>
-              <w:t xml:space="preserve">Skipped if session already COMPLETED</w:t>
+            <w:tcW w:type="dxa" w:w="1941"/>
+            <w:tcMar>
+              <w:top w:type="dxa" w:w="50"/>
+              <w:left w:type="dxa" w:w="90"/>
+              <w:bottom w:type="dxa" w:w="50"/>
+              <w:right w:type="dxa" w:w="90"/>
+            </w:tcMar>
+          </w:tcPr>
+          <w:p>
+            <w:pPr>
+              <w:spacing w:after="0"/>
+            </w:pPr>
+            <w:r>
+              <w:rPr>
+                <w:sz w:val="19"/>
+                <w:szCs w:val="19"/>
+              </w:rPr>
+              <w:t xml:space="preserve">send-email / send-push</w:t>
+            </w:r>
+          </w:p>
+        </w:tc>
+        <w:tc>
+          <w:tcPr>
+            <w:tcW w:type="dxa" w:w="3380"/>
+            <w:tcMar>
+              <w:top w:type="dxa" w:w="50"/>
+              <w:left w:type="dxa" w:w="90"/>
+              <w:bottom w:type="dxa" w:w="50"/>
+              <w:right w:type="dxa" w:w="90"/>
+            </w:tcMar>
+          </w:tcPr>
+          <w:p>
+            <w:pPr>
+              <w:spacing w:after="0"/>
+            </w:pPr>
+            <w:r>
+              <w:rPr>
+                <w:sz w:val="19"/>
+                <w:szCs w:val="19"/>
+              </w:rPr>
+              <w:t xml:space="preserve">Queued by the jobs above and by app events</w:t>
+            </w:r>
+          </w:p>
+        </w:tc>
+        <w:tc>
+          <w:tcPr>
+            <w:tcW w:type="dxa" w:w="4317"/>
+            <w:tcMar>
+              <w:top w:type="dxa" w:w="50"/>
+              <w:left w:type="dxa" w:w="90"/>
+              <w:bottom w:type="dxa" w:w="50"/>
+              <w:right w:type="dxa" w:w="90"/>
+            </w:tcMar>
+          </w:tcPr>
+          <w:p>
+            <w:pPr>
+              <w:spacing w:after="0"/>
+            </w:pPr>
+            <w:r>
+              <w:rPr>
+                <w:sz w:val="19"/>
+                <w:szCs w:val="19"/>
+              </w:rPr>
+              <w:t xml:space="preserve">pg-boss retries with backoff; failures stay visible</w:t>
             </w:r>
           </w:p>
         </w:tc>
@@ -12014,82 +11972,7 @@
         </w:trPr>
         <w:tc>
           <w:tcPr>
-            <w:tcW w:type="dxa" w:w="1770"/>
-            <w:tcMar>
-              <w:top w:type="dxa" w:w="50"/>
-              <w:left w:type="dxa" w:w="90"/>
-              <w:bottom w:type="dxa" w:w="50"/>
-              <w:right w:type="dxa" w:w="90"/>
-            </w:tcMar>
-          </w:tcPr>
-          <w:p>
-            <w:pPr>
-              <w:spacing w:after="0"/>
-            </w:pPr>
-            <w:r>
-              <w:rPr>
-                <w:sz w:val="19"/>
-                <w:szCs w:val="19"/>
-              </w:rPr>
-              <w:t xml:space="preserve">send-email / send-push</w:t>
-            </w:r>
-          </w:p>
-        </w:tc>
-        <w:tc>
-          <w:tcPr>
-            <w:tcW w:type="dxa" w:w="3933"/>
-            <w:tcMar>
-              <w:top w:type="dxa" w:w="50"/>
-              <w:left w:type="dxa" w:w="90"/>
-              <w:bottom w:type="dxa" w:w="50"/>
-              <w:right w:type="dxa" w:w="90"/>
-            </w:tcMar>
-          </w:tcPr>
-          <w:p>
-            <w:pPr>
-              <w:spacing w:after="0"/>
-            </w:pPr>
-            <w:r>
-              <w:rPr>
-                <w:sz w:val="19"/>
-                <w:szCs w:val="19"/>
-              </w:rPr>
-              <w:t xml:space="preserve">Queued by the jobs above and by app events</w:t>
-            </w:r>
-          </w:p>
-        </w:tc>
-        <w:tc>
-          <w:tcPr>
-            <w:tcW w:type="dxa" w:w="3935"/>
-            <w:tcMar>
-              <w:top w:type="dxa" w:w="50"/>
-              <w:left w:type="dxa" w:w="90"/>
-              <w:bottom w:type="dxa" w:w="50"/>
-              <w:right w:type="dxa" w:w="90"/>
-            </w:tcMar>
-          </w:tcPr>
-          <w:p>
-            <w:pPr>
-              <w:spacing w:after="0"/>
-            </w:pPr>
-            <w:r>
-              <w:rPr>
-                <w:sz w:val="19"/>
-                <w:szCs w:val="19"/>
-              </w:rPr>
-              <w:t xml:space="preserve">pg-boss retries with backoff; failures stay visible</w:t>
-            </w:r>
-          </w:p>
-        </w:tc>
-      </w:tr>
-      <w:tr>
-        <w:trPr>
-          <w:cantSplit/>
-          <w:tblHeader w:val="false"/>
-        </w:trPr>
-        <w:tc>
-          <w:tcPr>
-            <w:tcW w:type="dxa" w:w="1770"/>
+            <w:tcW w:type="dxa" w:w="1941"/>
             <w:tcMar>
               <w:top w:type="dxa" w:w="50"/>
               <w:left w:type="dxa" w:w="90"/>
@@ -12112,7 +11995,7 @@
         </w:tc>
         <w:tc>
           <w:tcPr>
-            <w:tcW w:type="dxa" w:w="3933"/>
+            <w:tcW w:type="dxa" w:w="3380"/>
             <w:tcMar>
               <w:top w:type="dxa" w:w="50"/>
               <w:left w:type="dxa" w:w="90"/>
@@ -12135,7 +12018,7 @@
         </w:tc>
         <w:tc>
           <w:tcPr>
-            <w:tcW w:type="dxa" w:w="3935"/>
+            <w:tcW w:type="dxa" w:w="4317"/>
             <w:tcMar>
               <w:top w:type="dxa" w:w="50"/>
               <w:left w:type="dxa" w:w="90"/>
@@ -12402,7 +12285,7 @@
           <w:sz w:val="15"/>
           <w:szCs w:val="15"/>
         </w:rPr>
-        <w:t xml:space="preserve">  gender         Gender?                     // asked only when same-gender is used</w:t>
+        <w:t xml:space="preserve">  // gender: added when same-gender matching returns (deferred past the beta)</w:t>
       </w:r>
     </w:p>
     <w:p>
@@ -14584,81 +14467,6 @@
                 <w:szCs w:val="19"/>
               </w:rPr>
               <w:t xml:space="preserve">v1.1 cuts pools from 12 to 3 per start time; calendar shows booked people; rematch + solo fallback; beta invites focused on peak hours</w:t>
-            </w:r>
-          </w:p>
-        </w:tc>
-      </w:tr>
-      <w:tr>
-        <w:trPr>
-          <w:cantSplit/>
-          <w:tblHeader w:val="false"/>
-        </w:trPr>
-        <w:tc>
-          <w:tcPr>
-            <w:tcW w:type="dxa" w:w="3212"/>
-            <w:tcMar>
-              <w:top w:type="dxa" w:w="50"/>
-              <w:left w:type="dxa" w:w="90"/>
-              <w:bottom w:type="dxa" w:w="50"/>
-              <w:right w:type="dxa" w:w="90"/>
-            </w:tcMar>
-          </w:tcPr>
-          <w:p>
-            <w:pPr>
-              <w:spacing w:after="0"/>
-            </w:pPr>
-            <w:r>
-              <w:rPr>
-                <w:sz w:val="19"/>
-                <w:szCs w:val="19"/>
-              </w:rPr>
-              <w:t xml:space="preserve">Same-gender requests split pools</w:t>
-            </w:r>
-          </w:p>
-        </w:tc>
-        <w:tc>
-          <w:tcPr>
-            <w:tcW w:type="dxa" w:w="3212"/>
-            <w:tcMar>
-              <w:top w:type="dxa" w:w="50"/>
-              <w:left w:type="dxa" w:w="90"/>
-              <w:bottom w:type="dxa" w:w="50"/>
-              <w:right w:type="dxa" w:w="90"/>
-            </w:tcMar>
-          </w:tcPr>
-          <w:p>
-            <w:pPr>
-              <w:spacing w:after="0"/>
-            </w:pPr>
-            <w:r>
-              <w:rPr>
-                <w:sz w:val="19"/>
-                <w:szCs w:val="19"/>
-              </w:rPr>
-              <w:t xml:space="preserve">Lower match rate for those users</w:t>
-            </w:r>
-          </w:p>
-        </w:tc>
-        <w:tc>
-          <w:tcPr>
-            <w:tcW w:type="dxa" w:w="3214"/>
-            <w:tcMar>
-              <w:top w:type="dxa" w:w="50"/>
-              <w:left w:type="dxa" w:w="90"/>
-              <w:bottom w:type="dxa" w:w="50"/>
-              <w:right w:type="dxa" w:w="90"/>
-            </w:tcMar>
-          </w:tcPr>
-          <w:p>
-            <w:pPr>
-              <w:spacing w:after="0"/>
-            </w:pPr>
-            <w:r>
-              <w:rPr>
-                <w:sz w:val="19"/>
-                <w:szCs w:val="19"/>
-              </w:rPr>
-              <w:t xml:space="preserve">Monitor match rate per combination; T-10 relax for flexible bookings</w:t>
             </w:r>
           </w:p>
         </w:tc>

--- a/docs/FocusUp_SPEC_v1.1.docx
+++ b/docs/FocusUp_SPEC_v1.1.docx
@@ -6056,7 +6056,7 @@
                 <w:sz w:val="19"/>
                 <w:szCs w:val="19"/>
               </w:rPr>
-              <w:t xml:space="preserve">Booking options: camera on/off, Quiet, Desk/Walk ("flexible" is stored for later)</w:t>
+              <w:t xml:space="preserve">Booking options in the sidebar: duration, My Task (Desk / Moving / Anything), Quiet Mode, Prefer Favorites. The camera is chosen when joining the session, not when booking ("flexible" is stored for later)</w:t>
             </w:r>
           </w:p>
         </w:tc>
@@ -8803,7 +8803,7 @@
                 <w:sz w:val="19"/>
                 <w:szCs w:val="19"/>
               </w:rPr>
-              <w:t xml:space="preserve">Desk/Walk</w:t>
+              <w:t xml:space="preserve">Desk / Moving / Anything</w:t>
             </w:r>
           </w:p>
         </w:tc>
@@ -8826,7 +8826,23 @@
                 <w:sz w:val="19"/>
                 <w:szCs w:val="19"/>
               </w:rPr>
-              <w:t xml:space="preserve">Soft (prefer same) [A]</w:t>
+              <w:t xml:space="preserve">Soft (prefer same; </w:t>
+            </w:r>
+            <w:r>
+              <w:rPr>
+                <w:b/>
+                <w:bCs/>
+                <w:sz w:val="19"/>
+                <w:szCs w:val="19"/>
+              </w:rPr>
+              <w:t xml:space="preserve">Anything fits everybody</w:t>
+            </w:r>
+            <w:r>
+              <w:rPr>
+                <w:sz w:val="19"/>
+                <w:szCs w:val="19"/>
+              </w:rPr>
+              <w:t xml:space="preserve">)</w:t>
             </w:r>
           </w:p>
         </w:tc>
@@ -8899,7 +8915,17 @@
         <w:t xml:space="preserve">[v1.1]</w:t>
       </w:r>
       <w:r>
-        <w:t xml:space="preserve"> Order among compatible waiting bookings [A]: favorites → same camera choice → same Quiet choice → same Desk/Walk → oldest booking.</w:t>
+        <w:t xml:space="preserve"> Order among compatible waiting bookings [A]: favorites (only if the person booking has </w:t>
+      </w:r>
+      <w:r>
+        <w:rPr>
+          <w:b/>
+          <w:bCs/>
+        </w:rPr>
+        <w:t xml:space="preserve">Prefer Favorites</w:t>
+      </w:r>
+      <w:r>
+        <w:t xml:space="preserve"> on, which is the default) → same camera choice → same Quiet choice → same task → oldest booking.</w:t>
       </w:r>
     </w:p>
     <w:p>
@@ -12481,7 +12507,21 @@
           <w:sz w:val="15"/>
           <w:szCs w:val="15"/>
         </w:rPr>
-        <w:t xml:space="preserve">  taskType      TaskType      // DESK / WALK</w:t>
+        <w:t xml:space="preserve">  taskType      TaskType      // DESK / WALK ("Moving") / ANY ("Anything", the default)</w:t>
+      </w:r>
+    </w:p>
+    <w:p>
+      <w:pPr>
+        <w:shd w:fill="F3F4F6" w:color="auto" w:val="clear"/>
+        <w:spacing w:after="0" w:line="240"/>
+      </w:pPr>
+      <w:r>
+        <w:rPr>
+          <w:rFonts w:ascii="Consolas" w:cs="Consolas" w:eastAsia="Consolas" w:hAnsi="Consolas"/>
+          <w:sz w:val="15"/>
+          <w:szCs w:val="15"/>
+        </w:rPr>
+        <w:t xml:space="preserve">  preferFavorites Boolean     @default(true)</w:t>
       </w:r>
     </w:p>
     <w:p>

--- a/docs/FocusUp_SPEC_v1.1.docx
+++ b/docs/FocusUp_SPEC_v1.1.docx
@@ -474,7 +474,7 @@
       <w:tr>
         <w:trPr>
           <w:cantSplit/>
-          <w:tblHeader w:val="false"/>
+          <w:tblHeader w:val="off"/>
         </w:trPr>
         <w:tc>
           <w:tcPr>
@@ -572,7 +572,7 @@
       <w:tr>
         <w:trPr>
           <w:cantSplit/>
-          <w:tblHeader w:val="false"/>
+          <w:tblHeader w:val="off"/>
         </w:trPr>
         <w:tc>
           <w:tcPr>
@@ -670,7 +670,7 @@
       <w:tr>
         <w:trPr>
           <w:cantSplit/>
-          <w:tblHeader w:val="false"/>
+          <w:tblHeader w:val="off"/>
         </w:trPr>
         <w:tc>
           <w:tcPr>
@@ -768,7 +768,7 @@
       <w:tr>
         <w:trPr>
           <w:cantSplit/>
-          <w:tblHeader w:val="false"/>
+          <w:tblHeader w:val="off"/>
         </w:trPr>
         <w:tc>
           <w:tcPr>
@@ -866,7 +866,7 @@
       <w:tr>
         <w:trPr>
           <w:cantSplit/>
-          <w:tblHeader w:val="false"/>
+          <w:tblHeader w:val="off"/>
         </w:trPr>
         <w:tc>
           <w:tcPr>
@@ -964,7 +964,7 @@
       <w:tr>
         <w:trPr>
           <w:cantSplit/>
-          <w:tblHeader w:val="false"/>
+          <w:tblHeader w:val="off"/>
         </w:trPr>
         <w:tc>
           <w:tcPr>
@@ -1062,7 +1062,7 @@
       <w:tr>
         <w:trPr>
           <w:cantSplit/>
-          <w:tblHeader w:val="false"/>
+          <w:tblHeader w:val="off"/>
         </w:trPr>
         <w:tc>
           <w:tcPr>
@@ -1160,7 +1160,7 @@
       <w:tr>
         <w:trPr>
           <w:cantSplit/>
-          <w:tblHeader w:val="false"/>
+          <w:tblHeader w:val="off"/>
         </w:trPr>
         <w:tc>
           <w:tcPr>
@@ -1258,7 +1258,7 @@
       <w:tr>
         <w:trPr>
           <w:cantSplit/>
-          <w:tblHeader w:val="false"/>
+          <w:tblHeader w:val="off"/>
         </w:trPr>
         <w:tc>
           <w:tcPr>
@@ -1356,7 +1356,7 @@
       <w:tr>
         <w:trPr>
           <w:cantSplit/>
-          <w:tblHeader w:val="false"/>
+          <w:tblHeader w:val="off"/>
         </w:trPr>
         <w:tc>
           <w:tcPr>
@@ -1454,7 +1454,7 @@
       <w:tr>
         <w:trPr>
           <w:cantSplit/>
-          <w:tblHeader w:val="false"/>
+          <w:tblHeader w:val="off"/>
         </w:trPr>
         <w:tc>
           <w:tcPr>
@@ -1552,7 +1552,7 @@
       <w:tr>
         <w:trPr>
           <w:cantSplit/>
-          <w:tblHeader w:val="false"/>
+          <w:tblHeader w:val="off"/>
         </w:trPr>
         <w:tc>
           <w:tcPr>
@@ -1660,7 +1660,7 @@
       <w:tr>
         <w:trPr>
           <w:cantSplit/>
-          <w:tblHeader w:val="false"/>
+          <w:tblHeader w:val="off"/>
         </w:trPr>
         <w:tc>
           <w:tcPr>
@@ -1768,7 +1768,7 @@
       <w:tr>
         <w:trPr>
           <w:cantSplit/>
-          <w:tblHeader w:val="false"/>
+          <w:tblHeader w:val="off"/>
         </w:trPr>
         <w:tc>
           <w:tcPr>
@@ -1866,7 +1866,7 @@
       <w:tr>
         <w:trPr>
           <w:cantSplit/>
-          <w:tblHeader w:val="false"/>
+          <w:tblHeader w:val="off"/>
         </w:trPr>
         <w:tc>
           <w:tcPr>
@@ -1964,7 +1964,7 @@
       <w:tr>
         <w:trPr>
           <w:cantSplit/>
-          <w:tblHeader w:val="false"/>
+          <w:tblHeader w:val="off"/>
         </w:trPr>
         <w:tc>
           <w:tcPr>
@@ -2062,7 +2062,7 @@
       <w:tr>
         <w:trPr>
           <w:cantSplit/>
-          <w:tblHeader w:val="false"/>
+          <w:tblHeader w:val="off"/>
         </w:trPr>
         <w:tc>
           <w:tcPr>
@@ -2177,7 +2177,7 @@
       <w:tr>
         <w:trPr>
           <w:cantSplit/>
-          <w:tblHeader w:val="false"/>
+          <w:tblHeader w:val="off"/>
         </w:trPr>
         <w:tc>
           <w:tcPr>
@@ -2285,7 +2285,7 @@
       <w:tr>
         <w:trPr>
           <w:cantSplit/>
-          <w:tblHeader w:val="false"/>
+          <w:tblHeader w:val="off"/>
         </w:trPr>
         <w:tc>
           <w:tcPr>
@@ -2383,7 +2383,7 @@
       <w:tr>
         <w:trPr>
           <w:cantSplit/>
-          <w:tblHeader w:val="false"/>
+          <w:tblHeader w:val="off"/>
         </w:trPr>
         <w:tc>
           <w:tcPr>
@@ -2491,7 +2491,7 @@
       <w:tr>
         <w:trPr>
           <w:cantSplit/>
-          <w:tblHeader w:val="false"/>
+          <w:tblHeader w:val="off"/>
         </w:trPr>
         <w:tc>
           <w:tcPr>
@@ -2589,7 +2589,7 @@
       <w:tr>
         <w:trPr>
           <w:cantSplit/>
-          <w:tblHeader w:val="false"/>
+          <w:tblHeader w:val="off"/>
         </w:trPr>
         <w:tc>
           <w:tcPr>
@@ -2687,7 +2687,7 @@
       <w:tr>
         <w:trPr>
           <w:cantSplit/>
-          <w:tblHeader w:val="false"/>
+          <w:tblHeader w:val="off"/>
         </w:trPr>
         <w:tc>
           <w:tcPr>
@@ -2785,7 +2785,7 @@
       <w:tr>
         <w:trPr>
           <w:cantSplit/>
-          <w:tblHeader w:val="false"/>
+          <w:tblHeader w:val="off"/>
         </w:trPr>
         <w:tc>
           <w:tcPr>
@@ -2883,7 +2883,7 @@
       <w:tr>
         <w:trPr>
           <w:cantSplit/>
-          <w:tblHeader w:val="false"/>
+          <w:tblHeader w:val="off"/>
         </w:trPr>
         <w:tc>
           <w:tcPr>
@@ -2981,7 +2981,7 @@
       <w:tr>
         <w:trPr>
           <w:cantSplit/>
-          <w:tblHeader w:val="false"/>
+          <w:tblHeader w:val="off"/>
         </w:trPr>
         <w:tc>
           <w:tcPr>
@@ -3079,7 +3079,7 @@
       <w:tr>
         <w:trPr>
           <w:cantSplit/>
-          <w:tblHeader w:val="false"/>
+          <w:tblHeader w:val="off"/>
         </w:trPr>
         <w:tc>
           <w:tcPr>
@@ -3177,7 +3177,7 @@
       <w:tr>
         <w:trPr>
           <w:cantSplit/>
-          <w:tblHeader w:val="false"/>
+          <w:tblHeader w:val="off"/>
         </w:trPr>
         <w:tc>
           <w:tcPr>
@@ -3275,7 +3275,7 @@
       <w:tr>
         <w:trPr>
           <w:cantSplit/>
-          <w:tblHeader w:val="false"/>
+          <w:tblHeader w:val="off"/>
         </w:trPr>
         <w:tc>
           <w:tcPr>
@@ -3373,7 +3373,7 @@
       <w:tr>
         <w:trPr>
           <w:cantSplit/>
-          <w:tblHeader w:val="false"/>
+          <w:tblHeader w:val="off"/>
         </w:trPr>
         <w:tc>
           <w:tcPr>
@@ -3471,7 +3471,7 @@
       <w:tr>
         <w:trPr>
           <w:cantSplit/>
-          <w:tblHeader w:val="false"/>
+          <w:tblHeader w:val="off"/>
         </w:trPr>
         <w:tc>
           <w:tcPr>
@@ -3579,7 +3579,7 @@
       <w:tr>
         <w:trPr>
           <w:cantSplit/>
-          <w:tblHeader w:val="false"/>
+          <w:tblHeader w:val="off"/>
         </w:trPr>
         <w:tc>
           <w:tcPr>
@@ -3677,7 +3677,7 @@
       <w:tr>
         <w:trPr>
           <w:cantSplit/>
-          <w:tblHeader w:val="false"/>
+          <w:tblHeader w:val="off"/>
         </w:trPr>
         <w:tc>
           <w:tcPr>
@@ -3775,7 +3775,7 @@
       <w:tr>
         <w:trPr>
           <w:cantSplit/>
-          <w:tblHeader w:val="false"/>
+          <w:tblHeader w:val="off"/>
         </w:trPr>
         <w:tc>
           <w:tcPr>
@@ -3873,7 +3873,7 @@
       <w:tr>
         <w:trPr>
           <w:cantSplit/>
-          <w:tblHeader w:val="false"/>
+          <w:tblHeader w:val="off"/>
         </w:trPr>
         <w:tc>
           <w:tcPr>
@@ -3971,7 +3971,7 @@
       <w:tr>
         <w:trPr>
           <w:cantSplit/>
-          <w:tblHeader w:val="false"/>
+          <w:tblHeader w:val="off"/>
         </w:trPr>
         <w:tc>
           <w:tcPr>
@@ -4079,7 +4079,7 @@
       <w:tr>
         <w:trPr>
           <w:cantSplit/>
-          <w:tblHeader w:val="false"/>
+          <w:tblHeader w:val="off"/>
         </w:trPr>
         <w:tc>
           <w:tcPr>
@@ -4187,7 +4187,7 @@
       <w:tr>
         <w:trPr>
           <w:cantSplit/>
-          <w:tblHeader w:val="false"/>
+          <w:tblHeader w:val="off"/>
         </w:trPr>
         <w:tc>
           <w:tcPr>
@@ -4295,7 +4295,7 @@
       <w:tr>
         <w:trPr>
           <w:cantSplit/>
-          <w:tblHeader w:val="false"/>
+          <w:tblHeader w:val="off"/>
         </w:trPr>
         <w:tc>
           <w:tcPr>
@@ -4418,7 +4418,7 @@
       <w:tr>
         <w:trPr>
           <w:cantSplit/>
-          <w:tblHeader w:val="false"/>
+          <w:tblHeader w:val="off"/>
         </w:trPr>
         <w:tc>
           <w:tcPr>
@@ -4526,7 +4526,7 @@
       <w:tr>
         <w:trPr>
           <w:cantSplit/>
-          <w:tblHeader w:val="false"/>
+          <w:tblHeader w:val="off"/>
         </w:trPr>
         <w:tc>
           <w:tcPr>
@@ -4634,7 +4634,7 @@
       <w:tr>
         <w:trPr>
           <w:cantSplit/>
-          <w:tblHeader w:val="false"/>
+          <w:tblHeader w:val="off"/>
         </w:trPr>
         <w:tc>
           <w:tcPr>
@@ -4742,7 +4742,7 @@
       <w:tr>
         <w:trPr>
           <w:cantSplit/>
-          <w:tblHeader w:val="false"/>
+          <w:tblHeader w:val="off"/>
         </w:trPr>
         <w:tc>
           <w:tcPr>
@@ -4850,7 +4850,7 @@
       <w:tr>
         <w:trPr>
           <w:cantSplit/>
-          <w:tblHeader w:val="false"/>
+          <w:tblHeader w:val="off"/>
         </w:trPr>
         <w:tc>
           <w:tcPr>
@@ -4958,7 +4958,7 @@
       <w:tr>
         <w:trPr>
           <w:cantSplit/>
-          <w:tblHeader w:val="false"/>
+          <w:tblHeader w:val="off"/>
         </w:trPr>
         <w:tc>
           <w:tcPr>
@@ -5190,7 +5190,7 @@
       <w:tr>
         <w:trPr>
           <w:cantSplit/>
-          <w:tblHeader w:val="false"/>
+          <w:tblHeader w:val="off"/>
         </w:trPr>
         <w:tc>
           <w:tcPr>
@@ -5265,7 +5265,7 @@
       <w:tr>
         <w:trPr>
           <w:cantSplit/>
-          <w:tblHeader w:val="false"/>
+          <w:tblHeader w:val="off"/>
         </w:trPr>
         <w:tc>
           <w:tcPr>
@@ -5340,7 +5340,7 @@
       <w:tr>
         <w:trPr>
           <w:cantSplit/>
-          <w:tblHeader w:val="false"/>
+          <w:tblHeader w:val="off"/>
         </w:trPr>
         <w:tc>
           <w:tcPr>
@@ -5415,7 +5415,7 @@
       <w:tr>
         <w:trPr>
           <w:cantSplit/>
-          <w:tblHeader w:val="false"/>
+          <w:tblHeader w:val="off"/>
         </w:trPr>
         <w:tc>
           <w:tcPr>
@@ -5810,7 +5810,7 @@
       <w:tr>
         <w:trPr>
           <w:cantSplit/>
-          <w:tblHeader w:val="false"/>
+          <w:tblHeader w:val="off"/>
         </w:trPr>
         <w:tc>
           <w:tcPr>
@@ -5885,7 +5885,7 @@
       <w:tr>
         <w:trPr>
           <w:cantSplit/>
-          <w:tblHeader w:val="false"/>
+          <w:tblHeader w:val="off"/>
         </w:trPr>
         <w:tc>
           <w:tcPr>
@@ -5960,7 +5960,7 @@
       <w:tr>
         <w:trPr>
           <w:cantSplit/>
-          <w:tblHeader w:val="false"/>
+          <w:tblHeader w:val="off"/>
         </w:trPr>
         <w:tc>
           <w:tcPr>
@@ -6035,7 +6035,7 @@
       <w:tr>
         <w:trPr>
           <w:cantSplit/>
-          <w:tblHeader w:val="false"/>
+          <w:tblHeader w:val="off"/>
         </w:trPr>
         <w:tc>
           <w:tcPr>
@@ -6110,7 +6110,7 @@
       <w:tr>
         <w:trPr>
           <w:cantSplit/>
-          <w:tblHeader w:val="false"/>
+          <w:tblHeader w:val="off"/>
         </w:trPr>
         <w:tc>
           <w:tcPr>
@@ -6185,7 +6185,7 @@
       <w:tr>
         <w:trPr>
           <w:cantSplit/>
-          <w:tblHeader w:val="false"/>
+          <w:tblHeader w:val="off"/>
         </w:trPr>
         <w:tc>
           <w:tcPr>
@@ -6260,7 +6260,7 @@
       <w:tr>
         <w:trPr>
           <w:cantSplit/>
-          <w:tblHeader w:val="false"/>
+          <w:tblHeader w:val="off"/>
         </w:trPr>
         <w:tc>
           <w:tcPr>
@@ -6335,7 +6335,7 @@
       <w:tr>
         <w:trPr>
           <w:cantSplit/>
-          <w:tblHeader w:val="false"/>
+          <w:tblHeader w:val="off"/>
         </w:trPr>
         <w:tc>
           <w:tcPr>
@@ -6410,7 +6410,7 @@
       <w:tr>
         <w:trPr>
           <w:cantSplit/>
-          <w:tblHeader w:val="false"/>
+          <w:tblHeader w:val="off"/>
         </w:trPr>
         <w:tc>
           <w:tcPr>
@@ -6485,7 +6485,7 @@
       <w:tr>
         <w:trPr>
           <w:cantSplit/>
-          <w:tblHeader w:val="false"/>
+          <w:tblHeader w:val="off"/>
         </w:trPr>
         <w:tc>
           <w:tcPr>
@@ -6560,7 +6560,7 @@
       <w:tr>
         <w:trPr>
           <w:cantSplit/>
-          <w:tblHeader w:val="false"/>
+          <w:tblHeader w:val="off"/>
         </w:trPr>
         <w:tc>
           <w:tcPr>
@@ -6635,7 +6635,7 @@
       <w:tr>
         <w:trPr>
           <w:cantSplit/>
-          <w:tblHeader w:val="false"/>
+          <w:tblHeader w:val="off"/>
         </w:trPr>
         <w:tc>
           <w:tcPr>
@@ -6710,7 +6710,7 @@
       <w:tr>
         <w:trPr>
           <w:cantSplit/>
-          <w:tblHeader w:val="false"/>
+          <w:tblHeader w:val="off"/>
         </w:trPr>
         <w:tc>
           <w:tcPr>
@@ -6785,7 +6785,7 @@
       <w:tr>
         <w:trPr>
           <w:cantSplit/>
-          <w:tblHeader w:val="false"/>
+          <w:tblHeader w:val="off"/>
         </w:trPr>
         <w:tc>
           <w:tcPr>
@@ -7108,7 +7108,7 @@
       <w:tr>
         <w:trPr>
           <w:cantSplit/>
-          <w:tblHeader w:val="false"/>
+          <w:tblHeader w:val="off"/>
         </w:trPr>
         <w:tc>
           <w:tcPr>
@@ -7160,7 +7160,7 @@
       <w:tr>
         <w:trPr>
           <w:cantSplit/>
-          <w:tblHeader w:val="false"/>
+          <w:tblHeader w:val="off"/>
         </w:trPr>
         <w:tc>
           <w:tcPr>
@@ -7212,7 +7212,7 @@
       <w:tr>
         <w:trPr>
           <w:cantSplit/>
-          <w:tblHeader w:val="false"/>
+          <w:tblHeader w:val="off"/>
         </w:trPr>
         <w:tc>
           <w:tcPr>
@@ -7256,7 +7256,7 @@
                 <w:sz w:val="19"/>
                 <w:szCs w:val="19"/>
               </w:rPr>
-              <w:t xml:space="preserve">Check-in: each user writes a goal (visible to partner) + optional voice hello. Optional task list</w:t>
+              <w:t xml:space="preserve">Check-in: each user writes a goal (visible to partner). Optional task list (voice hello: v2)</w:t>
             </w:r>
           </w:p>
         </w:tc>
@@ -7264,7 +7264,7 @@
       <w:tr>
         <w:trPr>
           <w:cantSplit/>
-          <w:tblHeader w:val="false"/>
+          <w:tblHeader w:val="off"/>
         </w:trPr>
         <w:tc>
           <w:tcPr>
@@ -7326,7 +7326,7 @@
       <w:tr>
         <w:trPr>
           <w:cantSplit/>
-          <w:tblHeader w:val="false"/>
+          <w:tblHeader w:val="off"/>
         </w:trPr>
         <w:tc>
           <w:tcPr>
@@ -7388,7 +7388,7 @@
       <w:tr>
         <w:trPr>
           <w:cantSplit/>
-          <w:tblHeader w:val="false"/>
+          <w:tblHeader w:val="off"/>
         </w:trPr>
         <w:tc>
           <w:tcPr>
@@ -7440,7 +7440,7 @@
       <w:tr>
         <w:trPr>
           <w:cantSplit/>
-          <w:tblHeader w:val="false"/>
+          <w:tblHeader w:val="off"/>
         </w:trPr>
         <w:tc>
           <w:tcPr>
@@ -7492,7 +7492,7 @@
       <w:tr>
         <w:trPr>
           <w:cantSplit/>
-          <w:tblHeader w:val="false"/>
+          <w:tblHeader w:val="off"/>
         </w:trPr>
         <w:tc>
           <w:tcPr>
@@ -7544,7 +7544,7 @@
       <w:tr>
         <w:trPr>
           <w:cantSplit/>
-          <w:tblHeader w:val="false"/>
+          <w:tblHeader w:val="off"/>
         </w:trPr>
         <w:tc>
           <w:tcPr>
@@ -7565,7 +7565,7 @@
                 <w:sz w:val="19"/>
                 <w:szCs w:val="19"/>
               </w:rPr>
-              <w:t xml:space="preserve">T+48m → T+50m</w:t>
+              <w:t xml:space="preserve">T+45m → T+50m</w:t>
             </w:r>
           </w:p>
         </w:tc>
@@ -7588,7 +7588,7 @@
                 <w:sz w:val="19"/>
                 <w:szCs w:val="19"/>
               </w:rPr>
-              <w:t xml:space="preserve">Check-out: tick tasks done, short reflection, 1–5 self-rating, optional voice wrap-up</w:t>
+              <w:t xml:space="preserve">"Keep going 15 min" can be chosen (per person, up to twice)</w:t>
             </w:r>
           </w:p>
         </w:tc>
@@ -7596,7 +7596,59 @@
       <w:tr>
         <w:trPr>
           <w:cantSplit/>
-          <w:tblHeader w:val="false"/>
+          <w:tblHeader w:val="off"/>
+        </w:trPr>
+        <w:tc>
+          <w:tcPr>
+            <w:tcW w:type="dxa" w:w="2834"/>
+            <w:tcMar>
+              <w:top w:type="dxa" w:w="50"/>
+              <w:left w:type="dxa" w:w="90"/>
+              <w:bottom w:type="dxa" w:w="50"/>
+              <w:right w:type="dxa" w:w="90"/>
+            </w:tcMar>
+          </w:tcPr>
+          <w:p>
+            <w:pPr>
+              <w:spacing w:after="0"/>
+            </w:pPr>
+            <w:r>
+              <w:rPr>
+                <w:sz w:val="19"/>
+                <w:szCs w:val="19"/>
+              </w:rPr>
+              <w:t xml:space="preserve">T+48m → T+50m</w:t>
+            </w:r>
+          </w:p>
+        </w:tc>
+        <w:tc>
+          <w:tcPr>
+            <w:tcW w:type="dxa" w:w="6804"/>
+            <w:tcMar>
+              <w:top w:type="dxa" w:w="50"/>
+              <w:left w:type="dxa" w:w="90"/>
+              <w:bottom w:type="dxa" w:w="50"/>
+              <w:right w:type="dxa" w:w="90"/>
+            </w:tcMar>
+          </w:tcPr>
+          <w:p>
+            <w:pPr>
+              <w:spacing w:after="0"/>
+            </w:pPr>
+            <w:r>
+              <w:rPr>
+                <w:sz w:val="19"/>
+                <w:szCs w:val="19"/>
+              </w:rPr>
+              <w:t xml:space="preserve">Check-out: tick tasks done, short reflection, 1–5 rating of the session (voice wrap-up: v2)</w:t>
+            </w:r>
+          </w:p>
+        </w:tc>
+      </w:tr>
+      <w:tr>
+        <w:trPr>
+          <w:cantSplit/>
+          <w:tblHeader w:val="off"/>
         </w:trPr>
         <w:tc>
           <w:tcPr>
@@ -7742,7 +7794,7 @@
       <w:tr>
         <w:trPr>
           <w:cantSplit/>
-          <w:tblHeader w:val="false"/>
+          <w:tblHeader w:val="off"/>
         </w:trPr>
         <w:tc>
           <w:tcPr>
@@ -7811,7 +7863,7 @@
       <w:tr>
         <w:trPr>
           <w:cantSplit/>
-          <w:tblHeader w:val="false"/>
+          <w:tblHeader w:val="off"/>
         </w:trPr>
         <w:tc>
           <w:tcPr>
@@ -7873,7 +7925,7 @@
       <w:tr>
         <w:trPr>
           <w:cantSplit/>
-          <w:tblHeader w:val="false"/>
+          <w:tblHeader w:val="off"/>
         </w:trPr>
         <w:tc>
           <w:tcPr>
@@ -7917,7 +7969,7 @@
                 <w:sz w:val="19"/>
                 <w:szCs w:val="19"/>
               </w:rPr>
-              <w:t xml:space="preserve">Optional; Quiet users cannot unmute. </w:t>
+              <w:t xml:space="preserve">Optional; Quiet users cannot unmute (the server refuses the microphone in their token). </w:t>
             </w:r>
             <w:r>
               <w:rPr>
@@ -7942,7 +7994,7 @@
       <w:tr>
         <w:trPr>
           <w:cantSplit/>
-          <w:tblHeader w:val="false"/>
+          <w:tblHeader w:val="off"/>
         </w:trPr>
         <w:tc>
           <w:tcPr>
@@ -7994,7 +8046,7 @@
       <w:tr>
         <w:trPr>
           <w:cantSplit/>
-          <w:tblHeader w:val="false"/>
+          <w:tblHeader w:val="off"/>
         </w:trPr>
         <w:tc>
           <w:tcPr>
@@ -8046,7 +8098,7 @@
       <w:tr>
         <w:trPr>
           <w:cantSplit/>
-          <w:tblHeader w:val="false"/>
+          <w:tblHeader w:val="off"/>
         </w:trPr>
         <w:tc>
           <w:tcPr>
@@ -8090,7 +8142,7 @@
                 <w:sz w:val="19"/>
                 <w:szCs w:val="19"/>
               </w:rPr>
-              <w:t xml:space="preserve">Up to 10 tasks; stored with the user's booking</w:t>
+              <w:t xml:space="preserve">Up to 10 tasks per person per session; private (the partner sees only the goal)</w:t>
             </w:r>
           </w:p>
         </w:tc>
@@ -8098,7 +8150,7 @@
       <w:tr>
         <w:trPr>
           <w:cantSplit/>
-          <w:tblHeader w:val="false"/>
+          <w:tblHeader w:val="off"/>
         </w:trPr>
         <w:tc>
           <w:tcPr>
@@ -8119,7 +8171,7 @@
                 <w:sz w:val="19"/>
                 <w:szCs w:val="19"/>
               </w:rPr>
-              <w:t xml:space="preserve">Report &amp; block</w:t>
+              <w:t xml:space="preserve">Keep going</w:t>
             </w:r>
           </w:p>
         </w:tc>
@@ -8142,7 +8194,7 @@
                 <w:sz w:val="19"/>
                 <w:szCs w:val="19"/>
               </w:rPr>
-              <w:t xml:space="preserve">One click: ends the session for the reporter, files a report, blocks both ways</w:t>
+              <w:t xml:space="preserve">One tap adds 15 minutes for that person only; the partner may leave at the normal end. Up to twice. No quota, no strike</w:t>
             </w:r>
           </w:p>
         </w:tc>
@@ -8150,7 +8202,7 @@
       <w:tr>
         <w:trPr>
           <w:cantSplit/>
-          <w:tblHeader w:val="false"/>
+          <w:tblHeader w:val="off"/>
         </w:trPr>
         <w:tc>
           <w:tcPr>
@@ -8171,7 +8223,7 @@
                 <w:sz w:val="19"/>
                 <w:szCs w:val="19"/>
               </w:rPr>
-              <w:t xml:space="preserve">Reconnect</w:t>
+              <w:t xml:space="preserve">Report &amp; block</w:t>
             </w:r>
           </w:p>
         </w:tc>
@@ -8194,7 +8246,7 @@
                 <w:sz w:val="19"/>
                 <w:szCs w:val="19"/>
               </w:rPr>
-              <w:t xml:space="preserve">One automatic reconnect; 2-minute grace before the user is counted as left</w:t>
+              <w:t xml:space="preserve">One click: ends the session, files a report with the last 50 chat lines, blocks both ways. No automatic strike</w:t>
             </w:r>
           </w:p>
         </w:tc>
@@ -8202,7 +8254,59 @@
       <w:tr>
         <w:trPr>
           <w:cantSplit/>
-          <w:tblHeader w:val="false"/>
+          <w:tblHeader w:val="off"/>
+        </w:trPr>
+        <w:tc>
+          <w:tcPr>
+            <w:tcW w:type="dxa" w:w="2318"/>
+            <w:tcMar>
+              <w:top w:type="dxa" w:w="50"/>
+              <w:left w:type="dxa" w:w="90"/>
+              <w:bottom w:type="dxa" w:w="50"/>
+              <w:right w:type="dxa" w:w="90"/>
+            </w:tcMar>
+          </w:tcPr>
+          <w:p>
+            <w:pPr>
+              <w:spacing w:after="0"/>
+            </w:pPr>
+            <w:r>
+              <w:rPr>
+                <w:sz w:val="19"/>
+                <w:szCs w:val="19"/>
+              </w:rPr>
+              <w:t xml:space="preserve">Reconnect</w:t>
+            </w:r>
+          </w:p>
+        </w:tc>
+        <w:tc>
+          <w:tcPr>
+            <w:tcW w:type="dxa" w:w="7320"/>
+            <w:tcMar>
+              <w:top w:type="dxa" w:w="50"/>
+              <w:left w:type="dxa" w:w="90"/>
+              <w:bottom w:type="dxa" w:w="50"/>
+              <w:right w:type="dxa" w:w="90"/>
+            </w:tcMar>
+          </w:tcPr>
+          <w:p>
+            <w:pPr>
+              <w:spacing w:after="0"/>
+            </w:pPr>
+            <w:r>
+              <w:rPr>
+                <w:sz w:val="19"/>
+                <w:szCs w:val="19"/>
+              </w:rPr>
+              <w:t xml:space="preserve">One automatic reconnect; 2-minute grace before the user is counted as left</w:t>
+            </w:r>
+          </w:p>
+        </w:tc>
+      </w:tr>
+      <w:tr>
+        <w:trPr>
+          <w:cantSplit/>
+          <w:tblHeader w:val="off"/>
         </w:trPr>
         <w:tc>
           <w:tcPr>
@@ -8450,7 +8554,7 @@
       <w:tr>
         <w:trPr>
           <w:cantSplit/>
-          <w:tblHeader w:val="false"/>
+          <w:tblHeader w:val="off"/>
         </w:trPr>
         <w:tc>
           <w:tcPr>
@@ -8502,7 +8606,7 @@
       <w:tr>
         <w:trPr>
           <w:cantSplit/>
-          <w:tblHeader w:val="false"/>
+          <w:tblHeader w:val="off"/>
         </w:trPr>
         <w:tc>
           <w:tcPr>
@@ -8554,7 +8658,7 @@
       <w:tr>
         <w:trPr>
           <w:cantSplit/>
-          <w:tblHeader w:val="false"/>
+          <w:tblHeader w:val="off"/>
         </w:trPr>
         <w:tc>
           <w:tcPr>
@@ -8606,7 +8710,7 @@
       <w:tr>
         <w:trPr>
           <w:cantSplit/>
-          <w:tblHeader w:val="false"/>
+          <w:tblHeader w:val="off"/>
         </w:trPr>
         <w:tc>
           <w:tcPr>
@@ -8658,7 +8762,7 @@
       <w:tr>
         <w:trPr>
           <w:cantSplit/>
-          <w:tblHeader w:val="false"/>
+          <w:tblHeader w:val="off"/>
         </w:trPr>
         <w:tc>
           <w:tcPr>
@@ -8720,7 +8824,7 @@
       <w:tr>
         <w:trPr>
           <w:cantSplit/>
-          <w:tblHeader w:val="false"/>
+          <w:tblHeader w:val="off"/>
         </w:trPr>
         <w:tc>
           <w:tcPr>
@@ -8782,7 +8886,7 @@
       <w:tr>
         <w:trPr>
           <w:cantSplit/>
-          <w:tblHeader w:val="false"/>
+          <w:tblHeader w:val="off"/>
         </w:trPr>
         <w:tc>
           <w:tcPr>
@@ -8850,7 +8954,7 @@
       <w:tr>
         <w:trPr>
           <w:cantSplit/>
-          <w:tblHeader w:val="false"/>
+          <w:tblHeader w:val="off"/>
         </w:trPr>
         <w:tc>
           <w:tcPr>
@@ -9154,7 +9258,7 @@
       <w:tr>
         <w:trPr>
           <w:cantSplit/>
-          <w:tblHeader w:val="false"/>
+          <w:tblHeader w:val="off"/>
         </w:trPr>
         <w:tc>
           <w:tcPr>
@@ -9206,7 +9310,7 @@
       <w:tr>
         <w:trPr>
           <w:cantSplit/>
-          <w:tblHeader w:val="false"/>
+          <w:tblHeader w:val="off"/>
         </w:trPr>
         <w:tc>
           <w:tcPr>
@@ -9260,7 +9364,7 @@
                 <w:sz w:val="19"/>
                 <w:szCs w:val="19"/>
               </w:rPr>
-              <w:t xml:space="preserve"> Rematch offered; if no one by T+3m → solo offer</w:t>
+              <w:t xml:space="preserve"> Rematch: if another person is also waiting alone for the same time and length (and you have not blocked each other), you are paired; otherwise solo offer at T+3m. The absent partners still get their strike at T+5m</w:t>
             </w:r>
           </w:p>
         </w:tc>
@@ -9268,7 +9372,7 @@
       <w:tr>
         <w:trPr>
           <w:cantSplit/>
-          <w:tblHeader w:val="false"/>
+          <w:tblHeader w:val="off"/>
         </w:trPr>
         <w:tc>
           <w:tcPr>
@@ -9320,7 +9424,7 @@
       <w:tr>
         <w:trPr>
           <w:cantSplit/>
-          <w:tblHeader w:val="false"/>
+          <w:tblHeader w:val="off"/>
         </w:trPr>
         <w:tc>
           <w:tcPr>
@@ -9461,7 +9565,7 @@
       <w:tr>
         <w:trPr>
           <w:cantSplit/>
-          <w:tblHeader w:val="false"/>
+          <w:tblHeader w:val="off"/>
         </w:trPr>
         <w:tc>
           <w:tcPr>
@@ -9513,7 +9617,7 @@
       <w:tr>
         <w:trPr>
           <w:cantSplit/>
-          <w:tblHeader w:val="false"/>
+          <w:tblHeader w:val="off"/>
         </w:trPr>
         <w:tc>
           <w:tcPr>
@@ -10001,7 +10105,7 @@
       <w:tr>
         <w:trPr>
           <w:cantSplit/>
-          <w:tblHeader w:val="false"/>
+          <w:tblHeader w:val="off"/>
         </w:trPr>
         <w:tc>
           <w:tcPr>
@@ -10076,7 +10180,7 @@
       <w:tr>
         <w:trPr>
           <w:cantSplit/>
-          <w:tblHeader w:val="false"/>
+          <w:tblHeader w:val="off"/>
         </w:trPr>
         <w:tc>
           <w:tcPr>
@@ -10349,7 +10453,7 @@
       <w:tr>
         <w:trPr>
           <w:cantSplit/>
-          <w:tblHeader w:val="false"/>
+          <w:tblHeader w:val="off"/>
         </w:trPr>
         <w:tc>
           <w:tcPr>
@@ -10440,7 +10544,7 @@
       <w:tr>
         <w:trPr>
           <w:cantSplit/>
-          <w:tblHeader w:val="false"/>
+          <w:tblHeader w:val="off"/>
         </w:trPr>
         <w:tc>
           <w:tcPr>
@@ -10531,7 +10635,7 @@
       <w:tr>
         <w:trPr>
           <w:cantSplit/>
-          <w:tblHeader w:val="false"/>
+          <w:tblHeader w:val="off"/>
         </w:trPr>
         <w:tc>
           <w:tcPr>
@@ -10621,7 +10725,7 @@
       <w:tr>
         <w:trPr>
           <w:cantSplit/>
-          <w:tblHeader w:val="false"/>
+          <w:tblHeader w:val="off"/>
         </w:trPr>
         <w:tc>
           <w:tcPr>
@@ -10704,7 +10808,7 @@
       <w:tr>
         <w:trPr>
           <w:cantSplit/>
-          <w:tblHeader w:val="false"/>
+          <w:tblHeader w:val="off"/>
         </w:trPr>
         <w:tc>
           <w:tcPr>
@@ -10779,7 +10883,7 @@
       <w:tr>
         <w:trPr>
           <w:cantSplit/>
-          <w:tblHeader w:val="false"/>
+          <w:tblHeader w:val="off"/>
         </w:trPr>
         <w:tc>
           <w:tcPr>
@@ -10854,7 +10958,7 @@
       <w:tr>
         <w:trPr>
           <w:cantSplit/>
-          <w:tblHeader w:val="false"/>
+          <w:tblHeader w:val="off"/>
         </w:trPr>
         <w:tc>
           <w:tcPr>
@@ -10929,7 +11033,7 @@
       <w:tr>
         <w:trPr>
           <w:cantSplit/>
-          <w:tblHeader w:val="false"/>
+          <w:tblHeader w:val="off"/>
         </w:trPr>
         <w:tc>
           <w:tcPr>
@@ -11004,7 +11108,7 @@
       <w:tr>
         <w:trPr>
           <w:cantSplit/>
-          <w:tblHeader w:val="false"/>
+          <w:tblHeader w:val="off"/>
         </w:trPr>
         <w:tc>
           <w:tcPr>
@@ -11072,7 +11176,7 @@
       <w:tr>
         <w:trPr>
           <w:cantSplit/>
-          <w:tblHeader w:val="false"/>
+          <w:tblHeader w:val="off"/>
         </w:trPr>
         <w:tc>
           <w:tcPr>
@@ -11147,7 +11251,7 @@
       <w:tr>
         <w:trPr>
           <w:cantSplit/>
-          <w:tblHeader w:val="false"/>
+          <w:tblHeader w:val="off"/>
         </w:trPr>
         <w:tc>
           <w:tcPr>
@@ -11215,7 +11319,7 @@
       <w:tr>
         <w:trPr>
           <w:cantSplit/>
-          <w:tblHeader w:val="false"/>
+          <w:tblHeader w:val="off"/>
         </w:trPr>
         <w:tc>
           <w:tcPr>
@@ -11694,7 +11798,7 @@
       <w:tr>
         <w:trPr>
           <w:cantSplit/>
-          <w:tblHeader w:val="false"/>
+          <w:tblHeader w:val="off"/>
         </w:trPr>
         <w:tc>
           <w:tcPr>
@@ -11769,7 +11873,7 @@
       <w:tr>
         <w:trPr>
           <w:cantSplit/>
-          <w:tblHeader w:val="false"/>
+          <w:tblHeader w:val="off"/>
         </w:trPr>
         <w:tc>
           <w:tcPr>
@@ -11844,7 +11948,7 @@
       <w:tr>
         <w:trPr>
           <w:cantSplit/>
-          <w:tblHeader w:val="false"/>
+          <w:tblHeader w:val="off"/>
         </w:trPr>
         <w:tc>
           <w:tcPr>
@@ -11919,7 +12023,7 @@
       <w:tr>
         <w:trPr>
           <w:cantSplit/>
-          <w:tblHeader w:val="false"/>
+          <w:tblHeader w:val="off"/>
         </w:trPr>
         <w:tc>
           <w:tcPr>
@@ -11994,7 +12098,7 @@
       <w:tr>
         <w:trPr>
           <w:cantSplit/>
-          <w:tblHeader w:val="false"/>
+          <w:tblHeader w:val="off"/>
         </w:trPr>
         <w:tc>
           <w:tcPr>
@@ -12177,7 +12281,18 @@
         <w:t xml:space="preserve">[v1.1]</w:t>
       </w:r>
       <w:r>
-        <w:t xml:space="preserve"> Webhooks are signature-verified and are the source of truth for join/leave.</w:t>
+        <w:t xml:space="preserve"> Webhooks are signature-verified and are the source of truth for join/leave; presence is stored in Postgres (</w:t>
+      </w:r>
+      <w:r>
+        <w:rPr>
+          <w:rFonts w:ascii="Consolas" w:cs="Consolas" w:eastAsia="Consolas" w:hAnsi="Consolas"/>
+          <w:sz w:val="19"/>
+          <w:szCs w:val="19"/>
+        </w:rPr>
+        <w:t xml:space="preserve">SessionParticipant</w:t>
+      </w:r>
+      <w:r>
+        <w:t xml:space="preserve">).</w:t>
       </w:r>
     </w:p>
     <w:p>
@@ -13202,7 +13317,7 @@
       <w:tr>
         <w:trPr>
           <w:cantSplit/>
-          <w:tblHeader w:val="false"/>
+          <w:tblHeader w:val="off"/>
         </w:trPr>
         <w:tc>
           <w:tcPr>
@@ -13277,7 +13392,7 @@
       <w:tr>
         <w:trPr>
           <w:cantSplit/>
-          <w:tblHeader w:val="false"/>
+          <w:tblHeader w:val="off"/>
         </w:trPr>
         <w:tc>
           <w:tcPr>
@@ -13352,7 +13467,7 @@
       <w:tr>
         <w:trPr>
           <w:cantSplit/>
-          <w:tblHeader w:val="false"/>
+          <w:tblHeader w:val="off"/>
         </w:trPr>
         <w:tc>
           <w:tcPr>
@@ -13427,7 +13542,7 @@
       <w:tr>
         <w:trPr>
           <w:cantSplit/>
-          <w:tblHeader w:val="false"/>
+          <w:tblHeader w:val="off"/>
         </w:trPr>
         <w:tc>
           <w:tcPr>
@@ -13502,7 +13617,7 @@
       <w:tr>
         <w:trPr>
           <w:cantSplit/>
-          <w:tblHeader w:val="false"/>
+          <w:tblHeader w:val="off"/>
         </w:trPr>
         <w:tc>
           <w:tcPr>
@@ -13587,7 +13702,7 @@
       <w:tr>
         <w:trPr>
           <w:cantSplit/>
-          <w:tblHeader w:val="false"/>
+          <w:tblHeader w:val="off"/>
         </w:trPr>
         <w:tc>
           <w:tcPr>
@@ -13662,7 +13777,7 @@
       <w:tr>
         <w:trPr>
           <w:cantSplit/>
-          <w:tblHeader w:val="false"/>
+          <w:tblHeader w:val="off"/>
         </w:trPr>
         <w:tc>
           <w:tcPr>
@@ -13737,7 +13852,7 @@
       <w:tr>
         <w:trPr>
           <w:cantSplit/>
-          <w:tblHeader w:val="false"/>
+          <w:tblHeader w:val="off"/>
         </w:trPr>
         <w:tc>
           <w:tcPr>
@@ -13922,7 +14037,7 @@
       <w:tr>
         <w:trPr>
           <w:cantSplit/>
-          <w:tblHeader w:val="false"/>
+          <w:tblHeader w:val="off"/>
         </w:trPr>
         <w:tc>
           <w:tcPr>
@@ -13974,7 +14089,7 @@
       <w:tr>
         <w:trPr>
           <w:cantSplit/>
-          <w:tblHeader w:val="false"/>
+          <w:tblHeader w:val="off"/>
         </w:trPr>
         <w:tc>
           <w:tcPr>
@@ -14026,7 +14141,7 @@
       <w:tr>
         <w:trPr>
           <w:cantSplit/>
-          <w:tblHeader w:val="false"/>
+          <w:tblHeader w:val="off"/>
         </w:trPr>
         <w:tc>
           <w:tcPr>
@@ -14194,7 +14309,7 @@
       <w:tr>
         <w:trPr>
           <w:cantSplit/>
-          <w:tblHeader w:val="false"/>
+          <w:tblHeader w:val="off"/>
         </w:trPr>
         <w:tc>
           <w:tcPr>
@@ -14269,7 +14384,7 @@
       <w:tr>
         <w:trPr>
           <w:cantSplit/>
-          <w:tblHeader w:val="false"/>
+          <w:tblHeader w:val="off"/>
         </w:trPr>
         <w:tc>
           <w:tcPr>
@@ -14354,7 +14469,7 @@
       <w:tr>
         <w:trPr>
           <w:cantSplit/>
-          <w:tblHeader w:val="false"/>
+          <w:tblHeader w:val="off"/>
         </w:trPr>
         <w:tc>
           <w:tcPr>
@@ -14439,7 +14554,7 @@
       <w:tr>
         <w:trPr>
           <w:cantSplit/>
-          <w:tblHeader w:val="false"/>
+          <w:tblHeader w:val="off"/>
         </w:trPr>
         <w:tc>
           <w:tcPr>
@@ -14514,7 +14629,7 @@
       <w:tr>
         <w:trPr>
           <w:cantSplit/>
-          <w:tblHeader w:val="false"/>
+          <w:tblHeader w:val="off"/>
         </w:trPr>
         <w:tc>
           <w:tcPr>
@@ -14599,7 +14714,7 @@
       <w:tr>
         <w:trPr>
           <w:cantSplit/>
-          <w:tblHeader w:val="false"/>
+          <w:tblHeader w:val="off"/>
         </w:trPr>
         <w:tc>
           <w:tcPr>
@@ -14674,7 +14789,7 @@
       <w:tr>
         <w:trPr>
           <w:cantSplit/>
-          <w:tblHeader w:val="false"/>
+          <w:tblHeader w:val="off"/>
         </w:trPr>
         <w:tc>
           <w:tcPr>
@@ -14759,7 +14874,7 @@
       <w:tr>
         <w:trPr>
           <w:cantSplit/>
-          <w:tblHeader w:val="false"/>
+          <w:tblHeader w:val="off"/>
         </w:trPr>
         <w:tc>
           <w:tcPr>
@@ -14834,7 +14949,7 @@
       <w:tr>
         <w:trPr>
           <w:cantSplit/>
-          <w:tblHeader w:val="false"/>
+          <w:tblHeader w:val="off"/>
         </w:trPr>
         <w:tc>
           <w:tcPr>
@@ -14909,7 +15024,7 @@
       <w:tr>
         <w:trPr>
           <w:cantSplit/>
-          <w:tblHeader w:val="false"/>
+          <w:tblHeader w:val="off"/>
         </w:trPr>
         <w:tc>
           <w:tcPr>
@@ -15127,7 +15242,7 @@
       <w:tr>
         <w:trPr>
           <w:cantSplit/>
-          <w:tblHeader w:val="false"/>
+          <w:tblHeader w:val="off"/>
         </w:trPr>
         <w:tc>
           <w:tcPr>
@@ -15225,7 +15340,7 @@
       <w:tr>
         <w:trPr>
           <w:cantSplit/>
-          <w:tblHeader w:val="false"/>
+          <w:tblHeader w:val="off"/>
         </w:trPr>
         <w:tc>
           <w:tcPr>
@@ -15323,7 +15438,7 @@
       <w:tr>
         <w:trPr>
           <w:cantSplit/>
-          <w:tblHeader w:val="false"/>
+          <w:tblHeader w:val="off"/>
         </w:trPr>
         <w:tc>
           <w:tcPr>
@@ -15421,7 +15536,7 @@
       <w:tr>
         <w:trPr>
           <w:cantSplit/>
-          <w:tblHeader w:val="false"/>
+          <w:tblHeader w:val="off"/>
         </w:trPr>
         <w:tc>
           <w:tcPr>
@@ -15519,7 +15634,7 @@
       <w:tr>
         <w:trPr>
           <w:cantSplit/>
-          <w:tblHeader w:val="false"/>
+          <w:tblHeader w:val="off"/>
         </w:trPr>
         <w:tc>
           <w:tcPr>
@@ -15626,7 +15741,7 @@
       <w:tr>
         <w:trPr>
           <w:cantSplit/>
-          <w:tblHeader w:val="false"/>
+          <w:tblHeader w:val="off"/>
         </w:trPr>
         <w:tc>
           <w:tcPr>
@@ -15813,7 +15928,7 @@
       <w:tr>
         <w:trPr>
           <w:cantSplit/>
-          <w:tblHeader w:val="false"/>
+          <w:tblHeader w:val="off"/>
         </w:trPr>
         <w:tc>
           <w:tcPr>
@@ -15865,7 +15980,7 @@
       <w:tr>
         <w:trPr>
           <w:cantSplit/>
-          <w:tblHeader w:val="false"/>
+          <w:tblHeader w:val="off"/>
         </w:trPr>
         <w:tc>
           <w:tcPr>
@@ -15917,7 +16032,7 @@
       <w:tr>
         <w:trPr>
           <w:cantSplit/>
-          <w:tblHeader w:val="false"/>
+          <w:tblHeader w:val="off"/>
         </w:trPr>
         <w:tc>
           <w:tcPr>
@@ -15969,7 +16084,7 @@
       <w:tr>
         <w:trPr>
           <w:cantSplit/>
-          <w:tblHeader w:val="false"/>
+          <w:tblHeader w:val="off"/>
         </w:trPr>
         <w:tc>
           <w:tcPr>
@@ -16021,7 +16136,7 @@
       <w:tr>
         <w:trPr>
           <w:cantSplit/>
-          <w:tblHeader w:val="false"/>
+          <w:tblHeader w:val="off"/>
         </w:trPr>
         <w:tc>
           <w:tcPr>
@@ -16073,7 +16188,7 @@
       <w:tr>
         <w:trPr>
           <w:cantSplit/>
-          <w:tblHeader w:val="false"/>
+          <w:tblHeader w:val="off"/>
         </w:trPr>
         <w:tc>
           <w:tcPr>
@@ -16125,7 +16240,7 @@
       <w:tr>
         <w:trPr>
           <w:cantSplit/>
-          <w:tblHeader w:val="false"/>
+          <w:tblHeader w:val="off"/>
         </w:trPr>
         <w:tc>
           <w:tcPr>
@@ -16177,7 +16292,7 @@
       <w:tr>
         <w:trPr>
           <w:cantSplit/>
-          <w:tblHeader w:val="false"/>
+          <w:tblHeader w:val="off"/>
         </w:trPr>
         <w:tc>
           <w:tcPr>
@@ -16239,7 +16354,7 @@
       <w:tr>
         <w:trPr>
           <w:cantSplit/>
-          <w:tblHeader w:val="false"/>
+          <w:tblHeader w:val="off"/>
         </w:trPr>
         <w:tc>
           <w:tcPr>
@@ -16291,7 +16406,7 @@
       <w:tr>
         <w:trPr>
           <w:cantSplit/>
-          <w:tblHeader w:val="false"/>
+          <w:tblHeader w:val="off"/>
         </w:trPr>
         <w:tc>
           <w:tcPr>
@@ -16343,7 +16458,7 @@
       <w:tr>
         <w:trPr>
           <w:cantSplit/>
-          <w:tblHeader w:val="false"/>
+          <w:tblHeader w:val="off"/>
         </w:trPr>
         <w:tc>
           <w:tcPr>
@@ -16395,7 +16510,7 @@
       <w:tr>
         <w:trPr>
           <w:cantSplit/>
-          <w:tblHeader w:val="false"/>
+          <w:tblHeader w:val="off"/>
         </w:trPr>
         <w:tc>
           <w:tcPr>
@@ -16447,7 +16562,7 @@
       <w:tr>
         <w:trPr>
           <w:cantSplit/>
-          <w:tblHeader w:val="false"/>
+          <w:tblHeader w:val="off"/>
         </w:trPr>
         <w:tc>
           <w:tcPr>
@@ -16615,7 +16730,7 @@
       <w:tr>
         <w:trPr>
           <w:cantSplit/>
-          <w:tblHeader w:val="false"/>
+          <w:tblHeader w:val="off"/>
         </w:trPr>
         <w:tc>
           <w:tcPr>
@@ -16690,7 +16805,7 @@
       <w:tr>
         <w:trPr>
           <w:cantSplit/>
-          <w:tblHeader w:val="false"/>
+          <w:tblHeader w:val="off"/>
         </w:trPr>
         <w:tc>
           <w:tcPr>
@@ -16770,6 +16885,96 @@
           </w:p>
         </w:tc>
       </w:tr>
+      <w:tr>
+        <w:trPr>
+          <w:cantSplit/>
+          <w:tblHeader w:val="off"/>
+        </w:trPr>
+        <w:tc>
+          <w:tcPr>
+            <w:tcW w:type="dxa" w:w="1329"/>
+            <w:tcMar>
+              <w:top w:type="dxa" w:w="50"/>
+              <w:left w:type="dxa" w:w="90"/>
+              <w:bottom w:type="dxa" w:w="50"/>
+              <w:right w:type="dxa" w:w="90"/>
+            </w:tcMar>
+          </w:tcPr>
+          <w:p>
+            <w:pPr>
+              <w:spacing w:after="0"/>
+            </w:pPr>
+            <w:r>
+              <w:rPr>
+                <w:sz w:val="19"/>
+                <w:szCs w:val="19"/>
+              </w:rPr>
+              <w:t xml:space="preserve">1.1.1</w:t>
+            </w:r>
+          </w:p>
+        </w:tc>
+        <w:tc>
+          <w:tcPr>
+            <w:tcW w:type="dxa" w:w="1661"/>
+            <w:tcMar>
+              <w:top w:type="dxa" w:w="50"/>
+              <w:left w:type="dxa" w:w="90"/>
+              <w:bottom w:type="dxa" w:w="50"/>
+              <w:right w:type="dxa" w:w="90"/>
+            </w:tcMar>
+          </w:tcPr>
+          <w:p>
+            <w:pPr>
+              <w:spacing w:after="0"/>
+            </w:pPr>
+            <w:r>
+              <w:rPr>
+                <w:sz w:val="19"/>
+                <w:szCs w:val="19"/>
+              </w:rPr>
+              <w:t xml:space="preserve">3 Oct 2026</w:t>
+            </w:r>
+          </w:p>
+        </w:tc>
+        <w:tc>
+          <w:tcPr>
+            <w:tcW w:type="dxa" w:w="6648"/>
+            <w:tcMar>
+              <w:top w:type="dxa" w:w="50"/>
+              <w:left w:type="dxa" w:w="90"/>
+              <w:bottom w:type="dxa" w:w="50"/>
+              <w:right w:type="dxa" w:w="90"/>
+            </w:tcMar>
+          </w:tcPr>
+          <w:p>
+            <w:pPr>
+              <w:spacing w:after="0"/>
+            </w:pPr>
+            <w:r>
+              <w:rPr>
+                <w:sz w:val="19"/>
+                <w:szCs w:val="19"/>
+              </w:rPr>
+              <w:t xml:space="preserve">Room details: keep going +15 min per person, voice notes moved to v2, re-match pairs two lonely people, report text is plain text. See </w:t>
+            </w:r>
+            <w:r>
+              <w:rPr>
+                <w:rFonts w:ascii="Consolas" w:cs="Consolas" w:eastAsia="Consolas" w:hAnsi="Consolas"/>
+                <w:sz w:val="17"/>
+                <w:szCs w:val="17"/>
+              </w:rPr>
+              <w:t xml:space="preserve">docs/DECISIONS.md</w:t>
+            </w:r>
+            <w:r>
+              <w:rPr>
+                <w:sz w:val="19"/>
+                <w:szCs w:val="19"/>
+              </w:rPr>
+              <w:t xml:space="preserve"> R1-R11</w:t>
+            </w:r>
+          </w:p>
+        </w:tc>
+      </w:tr>
     </w:tbl>
     <w:p>
       <w:pPr>
@@ -16777,7 +16982,7 @@
       </w:pPr>
     </w:p>
     <w:sectPr>
-      <w:footerReference w:type="default" r:id="rId7"/>
+      <w:footerReference w:type="default" r:id="rId6"/>
       <w:pgSz w:w="11906" w:h="16838" w:orient="portrait"/>
       <w:pgMar w:top="1134" w:right="1134" w:bottom="1134" w:left="1134" w:header="708" w:footer="708" w:gutter="0"/>
       <w:pgNumType/>
@@ -16785,10 +16990,6 @@
     </w:sectPr>
   </w:body>
 </w:document>
-</file>
-
-<file path=word/comments.xml><?xml version="1.0" encoding="utf-8"?>
-<w:comments xmlns:cx="http://schemas.microsoft.com/office/drawing/2014/chartex" xmlns:cx1="http://schemas.microsoft.com/office/drawing/2015/9/8/chartex" xmlns:cx2="http://schemas.microsoft.com/office/drawing/2015/10/21/chartex" xmlns:cx3="http://schemas.microsoft.com/office/drawing/2016/5/9/chartex" xmlns:cx4="http://schemas.microsoft.com/office/drawing/2016/5/10/chartex" xmlns:cx5="http://schemas.microsoft.com/office/drawing/2016/5/11/chartex" xmlns:cx6="http://schemas.microsoft.com/office/drawing/2016/5/12/chartex" xmlns:cx7="http://schemas.microsoft.com/office/drawing/2016/5/13/chartex" xmlns:cx8="http://schemas.microsoft.com/office/drawing/2016/5/14/chartex" xmlns:mc="http://schemas.openxmlformats.org/markup-compatibility/2006" xmlns:aink="http://schemas.microsoft.com/office/drawing/2016/ink" xmlns:am3d="http://schemas.microsoft.com/office/drawing/2017/model3d" xmlns:o="urn:schemas-microsoft-com:office:office" xmlns:r="http://schemas.openxmlformats.org/officeDocument/2006/relationships" xmlns:m="http://schemas.openxmlformats.org/officeDocument/2006/math" xmlns:v="urn:schemas-microsoft-com:vml" xmlns:wp14="http://schemas.microsoft.com/office/word/2010/wordprocessingDrawing" xmlns:wp="http://schemas.openxmlformats.org/drawingml/2006/wordprocessingDrawing" xmlns:w10="urn:schemas-microsoft-com:office:word" xmlns:w="http://schemas.openxmlformats.org/wordprocessingml/2006/main" xmlns:w14="http://schemas.microsoft.com/office/word/2010/wordml" xmlns:w15="http://schemas.microsoft.com/office/word/2012/wordml" xmlns:w16cex="http://schemas.microsoft.com/office/word/2018/wordml/cex" xmlns:w16cid="http://schemas.microsoft.com/office/word/2016/wordml/cid" xmlns:w16="http://schemas.microsoft.com/office/word/2018/wordml" xmlns:w16sdtdh="http://schemas.microsoft.com/office/word/2020/wordml/sdtdatahash" xmlns:w16se="http://schemas.microsoft.com/office/word/2015/wordml/symex" xmlns:wpg="http://schemas.microsoft.com/office/word/2010/wordprocessingGroup" xmlns:wpi="http://schemas.microsoft.com/office/word/2010/wordprocessingInk" xmlns:wne="http://schemas.microsoft.com/office/word/2006/wordml" xmlns:wps="http://schemas.microsoft.com/office/word/2010/wordprocessingShape"/>
 </file>
 
 <file path=word/endnotes.xml><?xml version="1.0" encoding="utf-8"?>
@@ -16898,7 +17099,7 @@
 <w:numbering xmlns:wpc="http://schemas.microsoft.com/office/word/2010/wordprocessingCanvas" xmlns:mc="http://schemas.openxmlformats.org/markup-compatibility/2006" xmlns:o="urn:schemas-microsoft-com:office:office" xmlns:r="http://schemas.openxmlformats.org/officeDocument/2006/relationships" xmlns:m="http://schemas.openxmlformats.org/officeDocument/2006/math" xmlns:v="urn:schemas-microsoft-com:vml" xmlns:wp14="http://schemas.microsoft.com/office/word/2010/wordprocessingDrawing" xmlns:wp="http://schemas.openxmlformats.org/drawingml/2006/wordprocessingDrawing" xmlns:w10="urn:schemas-microsoft-com:office:word" xmlns:w="http://schemas.openxmlformats.org/wordprocessingml/2006/main" xmlns:w14="http://schemas.microsoft.com/office/word/2010/wordml" xmlns:w15="http://schemas.microsoft.com/office/word/2012/wordml" xmlns:wpg="http://schemas.microsoft.com/office/word/2010/wordprocessingGroup" xmlns:wpi="http://schemas.microsoft.com/office/word/2010/wordprocessingInk" xmlns:wne="http://schemas.microsoft.com/office/word/2006/wordml" xmlns:wps="http://schemas.microsoft.com/office/word/2010/wordprocessingShape" mc:Ignorable="w14 w15 wp14">
   <w:abstractNum w:abstractNumId="1" w15:restartNumberingAfterBreak="0">
     <w:multiLevelType w:val="hybridMultilevel"/>
-    <w:lvl w:ilvl="0" w15:tentative="1">
+    <w:lvl w:ilvl="0" w:tentative="1">
       <w:start w:val="1"/>
       <w:numFmt w:val="bullet"/>
       <w:lvlText w:val="●"/>
@@ -16907,7 +17108,7 @@
         <w:ind w:left="720" w:hanging="360"/>
       </w:pPr>
     </w:lvl>
-    <w:lvl w:ilvl="1" w15:tentative="1">
+    <w:lvl w:ilvl="1" w:tentative="1">
       <w:start w:val="1"/>
       <w:numFmt w:val="bullet"/>
       <w:lvlText w:val="○"/>
@@ -16916,7 +17117,7 @@
         <w:ind w:left="1440" w:hanging="360"/>
       </w:pPr>
     </w:lvl>
-    <w:lvl w:ilvl="2" w15:tentative="1">
+    <w:lvl w:ilvl="2" w:tentative="1">
       <w:start w:val="1"/>
       <w:numFmt w:val="bullet"/>
       <w:lvlText w:val="■"/>
@@ -16925,7 +17126,7 @@
         <w:ind w:left="2160" w:hanging="360"/>
       </w:pPr>
     </w:lvl>
-    <w:lvl w:ilvl="3" w15:tentative="1">
+    <w:lvl w:ilvl="3" w:tentative="1">
       <w:start w:val="1"/>
       <w:numFmt w:val="bullet"/>
       <w:lvlText w:val="●"/>
@@ -16934,7 +17135,7 @@
         <w:ind w:left="2880" w:hanging="360"/>
       </w:pPr>
     </w:lvl>
-    <w:lvl w:ilvl="4" w15:tentative="1">
+    <w:lvl w:ilvl="4" w:tentative="1">
       <w:start w:val="1"/>
       <w:numFmt w:val="bullet"/>
       <w:lvlText w:val="○"/>
@@ -16943,7 +17144,7 @@
         <w:ind w:left="3600" w:hanging="360"/>
       </w:pPr>
     </w:lvl>
-    <w:lvl w:ilvl="5" w15:tentative="1">
+    <w:lvl w:ilvl="5" w:tentative="1">
       <w:start w:val="1"/>
       <w:numFmt w:val="bullet"/>
       <w:lvlText w:val="■"/>
@@ -16952,7 +17153,7 @@
         <w:ind w:left="4320" w:hanging="360"/>
       </w:pPr>
     </w:lvl>
-    <w:lvl w:ilvl="6" w15:tentative="1">
+    <w:lvl w:ilvl="6" w:tentative="1">
       <w:start w:val="1"/>
       <w:numFmt w:val="bullet"/>
       <w:lvlText w:val="●"/>
@@ -16961,7 +17162,7 @@
         <w:ind w:left="5040" w:hanging="360"/>
       </w:pPr>
     </w:lvl>
-    <w:lvl w:ilvl="7" w15:tentative="1">
+    <w:lvl w:ilvl="7" w:tentative="1">
       <w:start w:val="1"/>
       <w:numFmt w:val="bullet"/>
       <w:lvlText w:val="●"/>
@@ -16970,7 +17171,7 @@
         <w:ind w:left="5760" w:hanging="360"/>
       </w:pPr>
     </w:lvl>
-    <w:lvl w:ilvl="8" w15:tentative="1">
+    <w:lvl w:ilvl="8" w:tentative="1">
       <w:start w:val="1"/>
       <w:numFmt w:val="bullet"/>
       <w:lvlText w:val="●"/>
@@ -16982,7 +17183,7 @@
   </w:abstractNum>
   <w:abstractNum w:abstractNumId="2" w15:restartNumberingAfterBreak="0">
     <w:multiLevelType w:val="hybridMultilevel"/>
-    <w:lvl w:ilvl="0" w15:tentative="1">
+    <w:lvl w:ilvl="0" w:tentative="1">
       <w:start w:val="1"/>
       <w:numFmt w:val="bullet"/>
       <w:lvlText w:val="•"/>
@@ -17217,7 +17418,7 @@
       <w:szCs w:val="20"/>
     </w:rPr>
   </w:style>
-  <w:style w:type="paragraph" w:styleId="Normal">
+  <w:style w:type="paragraph" w:styleId="Normal" w:default="1">
     <w:name w:val="Normal"/>
     <w:qFormat/>
     <w:pPr>
@@ -17232,4 +17433,294 @@
     </w:rPr>
   </w:style>
 </w:styles>
+</file>
+
+<file path=word/theme/theme1.xml><?xml version="1.0" encoding="utf-8"?>
+<a:theme xmlns:a="http://schemas.openxmlformats.org/drawingml/2006/main" name="Office Theme">
+  <a:themeElements>
+    <a:clrScheme name="Office">
+      <a:dk1>
+        <a:sysClr val="windowText" lastClr="000000"/>
+      </a:dk1>
+      <a:lt1>
+        <a:sysClr val="window" lastClr="FFFFFF"/>
+      </a:lt1>
+      <a:dk2>
+        <a:srgbClr val="44546A"/>
+      </a:dk2>
+      <a:lt2>
+        <a:srgbClr val="E7E6E6"/>
+      </a:lt2>
+      <a:accent1>
+        <a:srgbClr val="4472C4"/>
+      </a:accent1>
+      <a:accent2>
+        <a:srgbClr val="ED7D31"/>
+      </a:accent2>
+      <a:accent3>
+        <a:srgbClr val="A5A5A5"/>
+      </a:accent3>
+      <a:accent4>
+        <a:srgbClr val="FFC000"/>
+      </a:accent4>
+      <a:accent5>
+        <a:srgbClr val="5B9BD5"/>
+      </a:accent5>
+      <a:accent6>
+        <a:srgbClr val="70AD47"/>
+      </a:accent6>
+      <a:hlink>
+        <a:srgbClr val="0563C1"/>
+      </a:hlink>
+      <a:folHlink>
+        <a:srgbClr val="954F72"/>
+      </a:folHlink>
+    </a:clrScheme>
+    <a:fontScheme name="Office">
+      <a:majorFont>
+        <a:latin typeface="Calibri Light" panose="020F0302020204030204"/>
+        <a:ea typeface=""/>
+        <a:cs typeface=""/>
+        <a:font script="Jpan" typeface="游ゴシック Light"/>
+        <a:font script="Hang" typeface="맑은 고딕"/>
+        <a:font script="Hans" typeface="等线 Light"/>
+        <a:font script="Hant" typeface="新細明體"/>
+        <a:font script="Arab" typeface="Times New Roman"/>
+        <a:font script="Hebr" typeface="Times New Roman"/>
+        <a:font script="Thai" typeface="Angsana New"/>
+        <a:font script="Ethi" typeface="Nyala"/>
+        <a:font script="Beng" typeface="Vrinda"/>
+        <a:font script="Gujr" typeface="Shruti"/>
+        <a:font script="Khmr" typeface="MoolBoran"/>
+        <a:font script="Knda" typeface="Tunga"/>
+        <a:font script="Guru" typeface="Raavi"/>
+        <a:font script="Cans" typeface="Euphemia"/>
+        <a:font script="Cher" typeface="Plantagenet Cherokee"/>
+        <a:font script="Yiii" typeface="Microsoft Yi Baiti"/>
+        <a:font script="Tibt" typeface="Microsoft Himalaya"/>
+        <a:font script="Thaa" typeface="MV Boli"/>
+        <a:font script="Deva" typeface="Mangal"/>
+        <a:font script="Telu" typeface="Gautami"/>
+        <a:font script="Taml" typeface="Latha"/>
+        <a:font script="Syrc" typeface="Estrangelo Edessa"/>
+        <a:font script="Orya" typeface="Kalinga"/>
+        <a:font script="Mlym" typeface="Kartika"/>
+        <a:font script="Laoo" typeface="DokChampa"/>
+        <a:font script="Sinh" typeface="Iskoola Pota"/>
+        <a:font script="Mong" typeface="Mongolian Baiti"/>
+        <a:font script="Viet" typeface="Times New Roman"/>
+        <a:font script="Uigh" typeface="Microsoft Uighur"/>
+        <a:font script="Geor" typeface="Sylfaen"/>
+        <a:font script="Armn" typeface="Arial"/>
+        <a:font script="Bugi" typeface="Leelawadee UI"/>
+        <a:font script="Bopo" typeface="Microsoft JhengHei"/>
+        <a:font script="Java" typeface="Javanese Text"/>
+        <a:font script="Lisu" typeface="Segoe UI"/>
+        <a:font script="Mymr" typeface="Myanmar Text"/>
+        <a:font script="Nkoo" typeface="Ebrima"/>
+        <a:font script="Olck" typeface="Nirmala UI"/>
+        <a:font script="Osma" typeface="Ebrima"/>
+        <a:font script="Phag" typeface="Phagspa"/>
+        <a:font script="Syrn" typeface="Estrangelo Edessa"/>
+        <a:font script="Syrj" typeface="Estrangelo Edessa"/>
+        <a:font script="Syre" typeface="Estrangelo Edessa"/>
+        <a:font script="Sora" typeface="Nirmala UI"/>
+        <a:font script="Tale" typeface="Microsoft Tai Le"/>
+        <a:font script="Talu" typeface="Microsoft New Tai Lue"/>
+        <a:font script="Tfng" typeface="Ebrima"/>
+      </a:majorFont>
+      <a:minorFont>
+        <a:latin typeface="Calibri" panose="020F0502020204030204"/>
+        <a:ea typeface=""/>
+        <a:cs typeface=""/>
+        <a:font script="Jpan" typeface="游明朝"/>
+        <a:font script="Hang" typeface="맑은 고딕"/>
+        <a:font script="Hans" typeface="等线"/>
+        <a:font script="Hant" typeface="新細明體"/>
+        <a:font script="Arab" typeface="Arial"/>
+        <a:font script="Hebr" typeface="Arial"/>
+        <a:font script="Thai" typeface="Cordia New"/>
+        <a:font script="Ethi" typeface="Nyala"/>
+        <a:font script="Beng" typeface="Vrinda"/>
+        <a:font script="Gujr" typeface="Shruti"/>
+        <a:font script="Khmr" typeface="DaunPenh"/>
+        <a:font script="Knda" typeface="Tunga"/>
+        <a:font script="Guru" typeface="Raavi"/>
+        <a:font script="Cans" typeface="Euphemia"/>
+        <a:font script="Cher" typeface="Plantagenet Cherokee"/>
+        <a:font script="Yiii" typeface="Microsoft Yi Baiti"/>
+        <a:font script="Tibt" typeface="Microsoft Himalaya"/>
+        <a:font script="Thaa" typeface="MV Boli"/>
+        <a:font script="Deva" typeface="Mangal"/>
+        <a:font script="Telu" typeface="Gautami"/>
+        <a:font script="Taml" typeface="Latha"/>
+        <a:font script="Syrc" typeface="Estrangelo Edessa"/>
+        <a:font script="Orya" typeface="Kalinga"/>
+        <a:font script="Mlym" typeface="Kartika"/>
+        <a:font script="Laoo" typeface="DokChampa"/>
+        <a:font script="Sinh" typeface="Iskoola Pota"/>
+        <a:font script="Mong" typeface="Mongolian Baiti"/>
+        <a:font script="Viet" typeface="Arial"/>
+        <a:font script="Uigh" typeface="Microsoft Uighur"/>
+        <a:font script="Geor" typeface="Sylfaen"/>
+        <a:font script="Armn" typeface="Arial"/>
+        <a:font script="Bugi" typeface="Leelawadee UI"/>
+        <a:font script="Bopo" typeface="Microsoft JhengHei"/>
+        <a:font script="Java" typeface="Javanese Text"/>
+        <a:font script="Lisu" typeface="Segoe UI"/>
+        <a:font script="Mymr" typeface="Myanmar Text"/>
+        <a:font script="Nkoo" typeface="Ebrima"/>
+        <a:font script="Olck" typeface="Nirmala UI"/>
+        <a:font script="Osma" typeface="Ebrima"/>
+        <a:font script="Phag" typeface="Phagspa"/>
+        <a:font script="Syrn" typeface="Estrangelo Edessa"/>
+        <a:font script="Syrj" typeface="Estrangelo Edessa"/>
+        <a:font script="Syre" typeface="Estrangelo Edessa"/>
+        <a:font script="Sora" typeface="Nirmala UI"/>
+        <a:font script="Tale" typeface="Microsoft Tai Le"/>
+        <a:font script="Talu" typeface="Microsoft New Tai Lue"/>
+        <a:font script="Tfng" typeface="Ebrima"/>
+      </a:minorFont>
+    </a:fontScheme>
+    <a:fmtScheme name="Office">
+      <a:fillStyleLst>
+        <a:solidFill>
+          <a:schemeClr val="phClr"/>
+        </a:solidFill>
+        <a:gradFill rotWithShape="true">
+          <a:gsLst>
+            <a:gs pos="0">
+              <a:schemeClr val="phClr">
+                <a:lumMod val="110000"/>
+                <a:satMod val="105000"/>
+                <a:tint val="67000"/>
+              </a:schemeClr>
+            </a:gs>
+            <a:gs pos="50000">
+              <a:schemeClr val="phClr">
+                <a:lumMod val="105000"/>
+                <a:satMod val="103000"/>
+                <a:tint val="73000"/>
+              </a:schemeClr>
+            </a:gs>
+            <a:gs pos="100000">
+              <a:schemeClr val="phClr">
+                <a:lumMod val="105000"/>
+                <a:satMod val="109000"/>
+                <a:tint val="81000"/>
+              </a:schemeClr>
+            </a:gs>
+          </a:gsLst>
+          <a:lin ang="5400000" scaled="false"/>
+        </a:gradFill>
+        <a:gradFill rotWithShape="true">
+          <a:gsLst>
+            <a:gs pos="0">
+              <a:schemeClr val="phClr">
+                <a:satMod val="103000"/>
+                <a:lumMod val="102000"/>
+                <a:tint val="94000"/>
+              </a:schemeClr>
+            </a:gs>
+            <a:gs pos="50000">
+              <a:schemeClr val="phClr">
+                <a:satMod val="110000"/>
+                <a:lumMod val="100000"/>
+                <a:shade val="100000"/>
+              </a:schemeClr>
+            </a:gs>
+            <a:gs pos="100000">
+              <a:schemeClr val="phClr">
+                <a:lumMod val="99000"/>
+                <a:satMod val="120000"/>
+                <a:shade val="78000"/>
+              </a:schemeClr>
+            </a:gs>
+          </a:gsLst>
+          <a:lin ang="5400000" scaled="false"/>
+        </a:gradFill>
+      </a:fillStyleLst>
+      <a:lnStyleLst>
+        <a:ln w="6350" cap="flat" cmpd="sng" algn="ctr">
+          <a:solidFill>
+            <a:schemeClr val="phClr"/>
+          </a:solidFill>
+          <a:prstDash val="solid"/>
+          <a:miter lim="800000"/>
+        </a:ln>
+        <a:ln w="12700" cap="flat" cmpd="sng" algn="ctr">
+          <a:solidFill>
+            <a:schemeClr val="phClr"/>
+          </a:solidFill>
+          <a:prstDash val="solid"/>
+          <a:miter lim="800000"/>
+        </a:ln>
+        <a:ln w="19050" cap="flat" cmpd="sng" algn="ctr">
+          <a:solidFill>
+            <a:schemeClr val="phClr"/>
+          </a:solidFill>
+          <a:prstDash val="solid"/>
+          <a:miter lim="800000"/>
+        </a:ln>
+      </a:lnStyleLst>
+      <a:effectStyleLst>
+        <a:effectStyle>
+          <a:effectLst/>
+        </a:effectStyle>
+        <a:effectStyle>
+          <a:effectLst/>
+        </a:effectStyle>
+        <a:effectStyle>
+          <a:effectLst>
+            <a:outerShdw blurRad="57150" dist="19050" dir="5400000" algn="ctr" rotWithShape="false">
+              <a:srgbClr val="000000">
+                <a:alpha val="63000"/>
+              </a:srgbClr>
+            </a:outerShdw>
+          </a:effectLst>
+        </a:effectStyle>
+      </a:effectStyleLst>
+      <a:bgFillStyleLst>
+        <a:solidFill>
+          <a:schemeClr val="phClr"/>
+        </a:solidFill>
+        <a:solidFill>
+          <a:schemeClr val="phClr">
+            <a:tint val="95000"/>
+            <a:satMod val="170000"/>
+          </a:schemeClr>
+        </a:solidFill>
+        <a:gradFill rotWithShape="true">
+          <a:gsLst>
+            <a:gs pos="0">
+              <a:schemeClr val="phClr">
+                <a:tint val="93000"/>
+                <a:satMod val="150000"/>
+                <a:shade val="98000"/>
+                <a:lumMod val="102000"/>
+              </a:schemeClr>
+            </a:gs>
+            <a:gs pos="50000">
+              <a:schemeClr val="phClr">
+                <a:tint val="98000"/>
+                <a:satMod val="130000"/>
+                <a:shade val="90000"/>
+                <a:lumMod val="103000"/>
+              </a:schemeClr>
+            </a:gs>
+            <a:gs pos="100000">
+              <a:schemeClr val="phClr">
+                <a:shade val="63000"/>
+                <a:satMod val="120000"/>
+              </a:schemeClr>
+            </a:gs>
+          </a:gsLst>
+          <a:lin ang="5400000" scaled="false"/>
+        </a:gradFill>
+      </a:bgFillStyleLst>
+    </a:fmtScheme>
+  </a:themeElements>
+  <a:objectDefaults/>
+  <a:extraClrSchemeLst/>
+</a:theme>
 </file>